--- a/docs/Getraenkespender-Pflichtenheft-SYP.docx
+++ b/docs/Getraenkespender-Pflichtenheft-SYP.docx
@@ -422,12 +422,12 @@
         <w:tblLook w:val="04A0" w:firstRow="1" w:lastRow="0" w:firstColumn="1" w:lastColumn="0" w:noHBand="0" w:noVBand="1"/>
       </w:tblPr>
       <w:tblGrid>
-        <w:gridCol w:w="704"/>
-        <w:gridCol w:w="1276"/>
-        <w:gridCol w:w="992"/>
-        <w:gridCol w:w="1843"/>
-        <w:gridCol w:w="1699"/>
-        <w:gridCol w:w="2553"/>
+        <w:gridCol w:w="665"/>
+        <w:gridCol w:w="1265"/>
+        <w:gridCol w:w="984"/>
+        <w:gridCol w:w="1723"/>
+        <w:gridCol w:w="2207"/>
+        <w:gridCol w:w="2223"/>
       </w:tblGrid>
       <w:tr>
         <w:trPr>
@@ -839,6 +839,143 @@
                 <w:sz w:val="20"/>
               </w:rPr>
               <w:t>Erweiterung</w:t>
+            </w:r>
+          </w:p>
+        </w:tc>
+        <w:tc>
+          <w:tcPr>
+            <w:tcW w:w="2553" w:type="dxa"/>
+            <w:vAlign w:val="center"/>
+          </w:tcPr>
+          <w:p>
+            <w:pPr>
+              <w:jc w:val="center"/>
+              <w:rPr>
+                <w:rFonts w:ascii="Arial" w:hAnsi="Arial" w:cs="Arial"/>
+                <w:sz w:val="20"/>
+              </w:rPr>
+            </w:pPr>
+            <w:r>
+              <w:rPr>
+                <w:rFonts w:ascii="Arial" w:hAnsi="Arial" w:cs="Arial"/>
+                <w:sz w:val="20"/>
+              </w:rPr>
+              <w:t>Luca Aigner</w:t>
+            </w:r>
+          </w:p>
+        </w:tc>
+      </w:tr>
+      <w:tr>
+        <w:trPr>
+          <w:jc w:val="center"/>
+        </w:trPr>
+        <w:tc>
+          <w:tcPr>
+            <w:tcW w:w="704" w:type="dxa"/>
+            <w:vAlign w:val="center"/>
+          </w:tcPr>
+          <w:p>
+            <w:pPr>
+              <w:jc w:val="center"/>
+              <w:rPr>
+                <w:rFonts w:ascii="Arial" w:hAnsi="Arial" w:cs="Arial"/>
+                <w:sz w:val="20"/>
+              </w:rPr>
+            </w:pPr>
+            <w:r>
+              <w:rPr>
+                <w:rFonts w:ascii="Arial" w:hAnsi="Arial" w:cs="Arial"/>
+                <w:sz w:val="20"/>
+              </w:rPr>
+              <w:t>3</w:t>
+            </w:r>
+          </w:p>
+        </w:tc>
+        <w:tc>
+          <w:tcPr>
+            <w:tcW w:w="1276" w:type="dxa"/>
+            <w:vAlign w:val="center"/>
+          </w:tcPr>
+          <w:p>
+            <w:pPr>
+              <w:jc w:val="center"/>
+              <w:rPr>
+                <w:rFonts w:ascii="Arial" w:hAnsi="Arial" w:cs="Arial"/>
+                <w:sz w:val="20"/>
+              </w:rPr>
+            </w:pPr>
+            <w:r>
+              <w:rPr>
+                <w:rFonts w:ascii="Arial" w:hAnsi="Arial" w:cs="Arial"/>
+                <w:sz w:val="20"/>
+              </w:rPr>
+              <w:t>27.01.2026</w:t>
+            </w:r>
+          </w:p>
+        </w:tc>
+        <w:tc>
+          <w:tcPr>
+            <w:tcW w:w="992" w:type="dxa"/>
+            <w:vAlign w:val="center"/>
+          </w:tcPr>
+          <w:p>
+            <w:pPr>
+              <w:jc w:val="center"/>
+              <w:rPr>
+                <w:rFonts w:ascii="Arial" w:hAnsi="Arial" w:cs="Arial"/>
+                <w:sz w:val="20"/>
+              </w:rPr>
+            </w:pPr>
+            <w:r>
+              <w:rPr>
+                <w:rFonts w:ascii="Arial" w:hAnsi="Arial" w:cs="Arial"/>
+                <w:sz w:val="20"/>
+              </w:rPr>
+              <w:t>1.1</w:t>
+            </w:r>
+          </w:p>
+        </w:tc>
+        <w:tc>
+          <w:tcPr>
+            <w:tcW w:w="1843" w:type="dxa"/>
+            <w:vAlign w:val="center"/>
+          </w:tcPr>
+          <w:p>
+            <w:pPr>
+              <w:jc w:val="center"/>
+              <w:rPr>
+                <w:rFonts w:ascii="Arial" w:hAnsi="Arial" w:cs="Arial"/>
+                <w:sz w:val="20"/>
+              </w:rPr>
+            </w:pPr>
+            <w:r>
+              <w:rPr>
+                <w:rFonts w:ascii="Arial" w:hAnsi="Arial" w:cs="Arial"/>
+                <w:sz w:val="20"/>
+              </w:rPr>
+              <w:t>4.4, 5.3.2</w:t>
+            </w:r>
+          </w:p>
+        </w:tc>
+        <w:tc>
+          <w:tcPr>
+            <w:tcW w:w="1699" w:type="dxa"/>
+            <w:vAlign w:val="center"/>
+          </w:tcPr>
+          <w:p>
+            <w:pPr>
+              <w:jc w:val="center"/>
+              <w:rPr>
+                <w:rFonts w:ascii="Arial" w:hAnsi="Arial" w:cs="Arial"/>
+                <w:sz w:val="20"/>
+              </w:rPr>
+            </w:pPr>
+            <w:r>
+              <w:rPr>
+                <w:rFonts w:ascii="Arial" w:hAnsi="Arial" w:cs="Arial"/>
+                <w:sz w:val="20"/>
+              </w:rPr>
+              <w:t>Erweiterung/Änderung</w:t>
             </w:r>
           </w:p>
         </w:tc>
@@ -966,7 +1103,7 @@
             </w:rPr>
             <w:fldChar w:fldCharType="separate"/>
           </w:r>
-          <w:hyperlink w:anchor="_Toc219473233" w:history="1">
+          <w:hyperlink w:anchor="_Toc220435320" w:history="1">
             <w:r>
               <w:rPr>
                 <w:rStyle w:val="Hyperlink"/>
@@ -1018,7 +1155,7 @@
                 <w:noProof/>
                 <w:webHidden/>
               </w:rPr>
-              <w:instrText xml:space="preserve"> PAGEREF _Toc219473233 \h </w:instrText>
+              <w:instrText xml:space="preserve"> PAGEREF _Toc220435320 \h </w:instrText>
             </w:r>
             <w:r>
               <w:rPr>
@@ -1066,7 +1203,7 @@
               <w14:ligatures w14:val="standardContextual"/>
             </w:rPr>
           </w:pPr>
-          <w:hyperlink w:anchor="_Toc219473234" w:history="1">
+          <w:hyperlink w:anchor="_Toc220435321" w:history="1">
             <w:r>
               <w:rPr>
                 <w:rStyle w:val="Hyperlink"/>
@@ -1118,7 +1255,7 @@
                 <w:noProof/>
                 <w:webHidden/>
               </w:rPr>
-              <w:instrText xml:space="preserve"> PAGEREF _Toc219473234 \h </w:instrText>
+              <w:instrText xml:space="preserve"> PAGEREF _Toc220435321 \h </w:instrText>
             </w:r>
             <w:r>
               <w:rPr>
@@ -1166,7 +1303,7 @@
               <w14:ligatures w14:val="standardContextual"/>
             </w:rPr>
           </w:pPr>
-          <w:hyperlink w:anchor="_Toc219473235" w:history="1">
+          <w:hyperlink w:anchor="_Toc220435322" w:history="1">
             <w:r>
               <w:rPr>
                 <w:rStyle w:val="Hyperlink"/>
@@ -1216,7 +1353,7 @@
                 <w:noProof/>
                 <w:webHidden/>
               </w:rPr>
-              <w:instrText xml:space="preserve"> PAGEREF _Toc219473235 \h </w:instrText>
+              <w:instrText xml:space="preserve"> PAGEREF _Toc220435322 \h </w:instrText>
             </w:r>
             <w:r>
               <w:rPr>
@@ -1264,7 +1401,7 @@
               <w14:ligatures w14:val="standardContextual"/>
             </w:rPr>
           </w:pPr>
-          <w:hyperlink w:anchor="_Toc219473236" w:history="1">
+          <w:hyperlink w:anchor="_Toc220435323" w:history="1">
             <w:r>
               <w:rPr>
                 <w:rStyle w:val="Hyperlink"/>
@@ -1314,7 +1451,7 @@
                 <w:noProof/>
                 <w:webHidden/>
               </w:rPr>
-              <w:instrText xml:space="preserve"> PAGEREF _Toc219473236 \h </w:instrText>
+              <w:instrText xml:space="preserve"> PAGEREF _Toc220435323 \h </w:instrText>
             </w:r>
             <w:r>
               <w:rPr>
@@ -1362,7 +1499,7 @@
               <w14:ligatures w14:val="standardContextual"/>
             </w:rPr>
           </w:pPr>
-          <w:hyperlink w:anchor="_Toc219473237" w:history="1">
+          <w:hyperlink w:anchor="_Toc220435324" w:history="1">
             <w:r>
               <w:rPr>
                 <w:rStyle w:val="Hyperlink"/>
@@ -1412,7 +1549,7 @@
                 <w:noProof/>
                 <w:webHidden/>
               </w:rPr>
-              <w:instrText xml:space="preserve"> PAGEREF _Toc219473237 \h </w:instrText>
+              <w:instrText xml:space="preserve"> PAGEREF _Toc220435324 \h </w:instrText>
             </w:r>
             <w:r>
               <w:rPr>
@@ -1460,7 +1597,7 @@
               <w14:ligatures w14:val="standardContextual"/>
             </w:rPr>
           </w:pPr>
-          <w:hyperlink w:anchor="_Toc219473238" w:history="1">
+          <w:hyperlink w:anchor="_Toc220435325" w:history="1">
             <w:r>
               <w:rPr>
                 <w:rStyle w:val="Hyperlink"/>
@@ -1510,7 +1647,7 @@
                 <w:noProof/>
                 <w:webHidden/>
               </w:rPr>
-              <w:instrText xml:space="preserve"> PAGEREF _Toc219473238 \h </w:instrText>
+              <w:instrText xml:space="preserve"> PAGEREF _Toc220435325 \h </w:instrText>
             </w:r>
             <w:r>
               <w:rPr>
@@ -1558,7 +1695,7 @@
               <w14:ligatures w14:val="standardContextual"/>
             </w:rPr>
           </w:pPr>
-          <w:hyperlink w:anchor="_Toc219473239" w:history="1">
+          <w:hyperlink w:anchor="_Toc220435326" w:history="1">
             <w:r>
               <w:rPr>
                 <w:rStyle w:val="Hyperlink"/>
@@ -1608,7 +1745,7 @@
                 <w:noProof/>
                 <w:webHidden/>
               </w:rPr>
-              <w:instrText xml:space="preserve"> PAGEREF _Toc219473239 \h </w:instrText>
+              <w:instrText xml:space="preserve"> PAGEREF _Toc220435326 \h </w:instrText>
             </w:r>
             <w:r>
               <w:rPr>
@@ -1656,7 +1793,7 @@
               <w14:ligatures w14:val="standardContextual"/>
             </w:rPr>
           </w:pPr>
-          <w:hyperlink w:anchor="_Toc219473240" w:history="1">
+          <w:hyperlink w:anchor="_Toc220435327" w:history="1">
             <w:r>
               <w:rPr>
                 <w:rStyle w:val="Hyperlink"/>
@@ -1708,7 +1845,7 @@
                 <w:noProof/>
                 <w:webHidden/>
               </w:rPr>
-              <w:instrText xml:space="preserve"> PAGEREF _Toc219473240 \h </w:instrText>
+              <w:instrText xml:space="preserve"> PAGEREF _Toc220435327 \h </w:instrText>
             </w:r>
             <w:r>
               <w:rPr>
@@ -1756,7 +1893,7 @@
               <w14:ligatures w14:val="standardContextual"/>
             </w:rPr>
           </w:pPr>
-          <w:hyperlink w:anchor="_Toc219473241" w:history="1">
+          <w:hyperlink w:anchor="_Toc220435328" w:history="1">
             <w:r>
               <w:rPr>
                 <w:rStyle w:val="Hyperlink"/>
@@ -1806,7 +1943,7 @@
                 <w:noProof/>
                 <w:webHidden/>
               </w:rPr>
-              <w:instrText xml:space="preserve"> PAGEREF _Toc219473241 \h </w:instrText>
+              <w:instrText xml:space="preserve"> PAGEREF _Toc220435328 \h </w:instrText>
             </w:r>
             <w:r>
               <w:rPr>
@@ -1854,7 +1991,7 @@
               <w14:ligatures w14:val="standardContextual"/>
             </w:rPr>
           </w:pPr>
-          <w:hyperlink w:anchor="_Toc219473242" w:history="1">
+          <w:hyperlink w:anchor="_Toc220435329" w:history="1">
             <w:r>
               <w:rPr>
                 <w:rStyle w:val="Hyperlink"/>
@@ -1904,7 +2041,7 @@
                 <w:noProof/>
                 <w:webHidden/>
               </w:rPr>
-              <w:instrText xml:space="preserve"> PAGEREF _Toc219473242 \h </w:instrText>
+              <w:instrText xml:space="preserve"> PAGEREF _Toc220435329 \h </w:instrText>
             </w:r>
             <w:r>
               <w:rPr>
@@ -1952,7 +2089,7 @@
               <w14:ligatures w14:val="standardContextual"/>
             </w:rPr>
           </w:pPr>
-          <w:hyperlink w:anchor="_Toc219473243" w:history="1">
+          <w:hyperlink w:anchor="_Toc220435330" w:history="1">
             <w:r>
               <w:rPr>
                 <w:rStyle w:val="Hyperlink"/>
@@ -2002,7 +2139,7 @@
                 <w:noProof/>
                 <w:webHidden/>
               </w:rPr>
-              <w:instrText xml:space="preserve"> PAGEREF _Toc219473243 \h </w:instrText>
+              <w:instrText xml:space="preserve"> PAGEREF _Toc220435330 \h </w:instrText>
             </w:r>
             <w:r>
               <w:rPr>
@@ -2050,7 +2187,7 @@
               <w14:ligatures w14:val="standardContextual"/>
             </w:rPr>
           </w:pPr>
-          <w:hyperlink w:anchor="_Toc219473244" w:history="1">
+          <w:hyperlink w:anchor="_Toc220435331" w:history="1">
             <w:r>
               <w:rPr>
                 <w:rStyle w:val="Hyperlink"/>
@@ -2122,7 +2259,7 @@
                 <w:noProof/>
                 <w:webHidden/>
               </w:rPr>
-              <w:instrText xml:space="preserve"> PAGEREF _Toc219473244 \h </w:instrText>
+              <w:instrText xml:space="preserve"> PAGEREF _Toc220435331 \h </w:instrText>
             </w:r>
             <w:r>
               <w:rPr>
@@ -2170,7 +2307,7 @@
               <w14:ligatures w14:val="standardContextual"/>
             </w:rPr>
           </w:pPr>
-          <w:hyperlink w:anchor="_Toc219473245" w:history="1">
+          <w:hyperlink w:anchor="_Toc220435332" w:history="1">
             <w:r>
               <w:rPr>
                 <w:rStyle w:val="Hyperlink"/>
@@ -2232,7 +2369,7 @@
                 <w:noProof/>
                 <w:webHidden/>
               </w:rPr>
-              <w:instrText xml:space="preserve"> PAGEREF _Toc219473245 \h </w:instrText>
+              <w:instrText xml:space="preserve"> PAGEREF _Toc220435332 \h </w:instrText>
             </w:r>
             <w:r>
               <w:rPr>
@@ -2280,7 +2417,7 @@
               <w14:ligatures w14:val="standardContextual"/>
             </w:rPr>
           </w:pPr>
-          <w:hyperlink w:anchor="_Toc219473246" w:history="1">
+          <w:hyperlink w:anchor="_Toc220435333" w:history="1">
             <w:r>
               <w:rPr>
                 <w:rStyle w:val="Hyperlink"/>
@@ -2344,7 +2481,7 @@
                 <w:noProof/>
                 <w:webHidden/>
               </w:rPr>
-              <w:instrText xml:space="preserve"> PAGEREF _Toc219473246 \h </w:instrText>
+              <w:instrText xml:space="preserve"> PAGEREF _Toc220435333 \h </w:instrText>
             </w:r>
             <w:r>
               <w:rPr>
@@ -2392,7 +2529,7 @@
               <w14:ligatures w14:val="standardContextual"/>
             </w:rPr>
           </w:pPr>
-          <w:hyperlink w:anchor="_Toc219473247" w:history="1">
+          <w:hyperlink w:anchor="_Toc220435334" w:history="1">
             <w:r>
               <w:rPr>
                 <w:rStyle w:val="Hyperlink"/>
@@ -2444,7 +2581,7 @@
                 <w:noProof/>
                 <w:webHidden/>
               </w:rPr>
-              <w:instrText xml:space="preserve"> PAGEREF _Toc219473247 \h </w:instrText>
+              <w:instrText xml:space="preserve"> PAGEREF _Toc220435334 \h </w:instrText>
             </w:r>
             <w:r>
               <w:rPr>
@@ -2492,7 +2629,7 @@
               <w14:ligatures w14:val="standardContextual"/>
             </w:rPr>
           </w:pPr>
-          <w:hyperlink w:anchor="_Toc219473248" w:history="1">
+          <w:hyperlink w:anchor="_Toc220435335" w:history="1">
             <w:r>
               <w:rPr>
                 <w:rStyle w:val="Hyperlink"/>
@@ -2545,7 +2682,7 @@
                 <w:noProof/>
                 <w:webHidden/>
               </w:rPr>
-              <w:instrText xml:space="preserve"> PAGEREF _Toc219473248 \h </w:instrText>
+              <w:instrText xml:space="preserve"> PAGEREF _Toc220435335 \h </w:instrText>
             </w:r>
             <w:r>
               <w:rPr>
@@ -2593,7 +2730,7 @@
               <w14:ligatures w14:val="standardContextual"/>
             </w:rPr>
           </w:pPr>
-          <w:hyperlink w:anchor="_Toc219473249" w:history="1">
+          <w:hyperlink w:anchor="_Toc220435336" w:history="1">
             <w:r>
               <w:rPr>
                 <w:rStyle w:val="Hyperlink"/>
@@ -2645,7 +2782,7 @@
                 <w:noProof/>
                 <w:webHidden/>
               </w:rPr>
-              <w:instrText xml:space="preserve"> PAGEREF _Toc219473249 \h </w:instrText>
+              <w:instrText xml:space="preserve"> PAGEREF _Toc220435336 \h </w:instrText>
             </w:r>
             <w:r>
               <w:rPr>
@@ -2665,7 +2802,7 @@
                 <w:noProof/>
                 <w:webHidden/>
               </w:rPr>
-              <w:t>6</w:t>
+              <w:t>7</w:t>
             </w:r>
             <w:r>
               <w:rPr>
@@ -2693,7 +2830,7 @@
               <w14:ligatures w14:val="standardContextual"/>
             </w:rPr>
           </w:pPr>
-          <w:hyperlink w:anchor="_Toc219473250" w:history="1">
+          <w:hyperlink w:anchor="_Toc220435337" w:history="1">
             <w:r>
               <w:rPr>
                 <w:rStyle w:val="Hyperlink"/>
@@ -2745,7 +2882,7 @@
                 <w:noProof/>
                 <w:webHidden/>
               </w:rPr>
-              <w:instrText xml:space="preserve"> PAGEREF _Toc219473250 \h </w:instrText>
+              <w:instrText xml:space="preserve"> PAGEREF _Toc220435337 \h </w:instrText>
             </w:r>
             <w:r>
               <w:rPr>
@@ -2765,7 +2902,116 @@
                 <w:noProof/>
                 <w:webHidden/>
               </w:rPr>
-              <w:t>6</w:t>
+              <w:t>7</w:t>
+            </w:r>
+            <w:r>
+              <w:rPr>
+                <w:noProof/>
+                <w:webHidden/>
+              </w:rPr>
+              <w:fldChar w:fldCharType="end"/>
+            </w:r>
+          </w:hyperlink>
+        </w:p>
+        <w:p>
+          <w:pPr>
+            <w:pStyle w:val="Verzeichnis2"/>
+            <w:tabs>
+              <w:tab w:val="left" w:pos="960"/>
+              <w:tab w:val="right" w:leader="dot" w:pos="9062"/>
+            </w:tabs>
+            <w:rPr>
+              <w:rFonts w:eastAsiaTheme="minorEastAsia"/>
+              <w:noProof/>
+              <w:kern w:val="2"/>
+              <w:sz w:val="24"/>
+              <w:szCs w:val="24"/>
+              <w:lang w:val="de-AT" w:eastAsia="de-AT"/>
+              <w14:ligatures w14:val="standardContextual"/>
+            </w:rPr>
+          </w:pPr>
+          <w:hyperlink w:anchor="_Toc220435338" w:history="1">
+            <w:r>
+              <w:rPr>
+                <w:rStyle w:val="Hyperlink"/>
+                <w:rFonts w:ascii="Arial" w:hAnsi="Arial" w:cs="Arial"/>
+                <w:noProof/>
+                <w:lang w:val="de-AT"/>
+              </w:rPr>
+              <w:t>4.4</w:t>
+            </w:r>
+            <w:r>
+              <w:rPr>
+                <w:rFonts w:eastAsiaTheme="minorEastAsia"/>
+                <w:noProof/>
+                <w:kern w:val="2"/>
+                <w:sz w:val="24"/>
+                <w:szCs w:val="24"/>
+                <w:lang w:val="de-AT" w:eastAsia="de-AT"/>
+                <w14:ligatures w14:val="standardContextual"/>
+              </w:rPr>
+              <w:tab/>
+            </w:r>
+            <w:r>
+              <w:rPr>
+                <w:rStyle w:val="Hyperlink"/>
+                <w:rFonts w:ascii="Arial" w:hAnsi="Arial" w:cs="Arial"/>
+                <w:b/>
+                <w:bCs/>
+                <w:noProof/>
+                <w:lang w:val="de-AT"/>
+              </w:rPr>
+              <w:t>Optionale Erweiterung:</w:t>
+            </w:r>
+            <w:r>
+              <w:rPr>
+                <w:rStyle w:val="Hyperlink"/>
+                <w:rFonts w:ascii="Arial" w:hAnsi="Arial" w:cs="Arial"/>
+                <w:noProof/>
+                <w:lang w:val="de-AT"/>
+              </w:rPr>
+              <w:t xml:space="preserve"> Gamification-Modul (Stochastisches Belohnungssystem)  Dieses Modul dient der Erhöhung der Benutzerinteraktion durch einen spielerischen Ansatz ("Slot-Machine-Effekt").</w:t>
+            </w:r>
+            <w:r>
+              <w:rPr>
+                <w:noProof/>
+                <w:webHidden/>
+              </w:rPr>
+              <w:tab/>
+            </w:r>
+            <w:r>
+              <w:rPr>
+                <w:noProof/>
+                <w:webHidden/>
+              </w:rPr>
+              <w:fldChar w:fldCharType="begin"/>
+            </w:r>
+            <w:r>
+              <w:rPr>
+                <w:noProof/>
+                <w:webHidden/>
+              </w:rPr>
+              <w:instrText xml:space="preserve"> PAGEREF _Toc220435338 \h </w:instrText>
+            </w:r>
+            <w:r>
+              <w:rPr>
+                <w:noProof/>
+                <w:webHidden/>
+              </w:rPr>
+            </w:r>
+            <w:r>
+              <w:rPr>
+                <w:noProof/>
+                <w:webHidden/>
+              </w:rPr>
+              <w:fldChar w:fldCharType="separate"/>
+            </w:r>
+            <w:r>
+              <w:rPr>
+                <w:noProof/>
+                <w:webHidden/>
+              </w:rPr>
+              <w:t>7</w:t>
             </w:r>
             <w:r>
               <w:rPr>
@@ -2793,7 +3039,7 @@
               <w14:ligatures w14:val="standardContextual"/>
             </w:rPr>
           </w:pPr>
-          <w:hyperlink w:anchor="_Toc219473251" w:history="1">
+          <w:hyperlink w:anchor="_Toc220435339" w:history="1">
             <w:r>
               <w:rPr>
                 <w:rStyle w:val="Hyperlink"/>
@@ -2845,7 +3091,7 @@
                 <w:noProof/>
                 <w:webHidden/>
               </w:rPr>
-              <w:instrText xml:space="preserve"> PAGEREF _Toc219473251 \h </w:instrText>
+              <w:instrText xml:space="preserve"> PAGEREF _Toc220435339 \h </w:instrText>
             </w:r>
             <w:r>
               <w:rPr>
@@ -2865,7 +3111,7 @@
                 <w:noProof/>
                 <w:webHidden/>
               </w:rPr>
-              <w:t>6</w:t>
+              <w:t>8</w:t>
             </w:r>
             <w:r>
               <w:rPr>
@@ -2893,7 +3139,7 @@
               <w14:ligatures w14:val="standardContextual"/>
             </w:rPr>
           </w:pPr>
-          <w:hyperlink w:anchor="_Toc219473252" w:history="1">
+          <w:hyperlink w:anchor="_Toc220435340" w:history="1">
             <w:r>
               <w:rPr>
                 <w:rStyle w:val="Hyperlink"/>
@@ -2943,7 +3189,7 @@
                 <w:noProof/>
                 <w:webHidden/>
               </w:rPr>
-              <w:instrText xml:space="preserve"> PAGEREF _Toc219473252 \h </w:instrText>
+              <w:instrText xml:space="preserve"> PAGEREF _Toc220435340 \h </w:instrText>
             </w:r>
             <w:r>
               <w:rPr>
@@ -2963,7 +3209,7 @@
                 <w:noProof/>
                 <w:webHidden/>
               </w:rPr>
-              <w:t>6</w:t>
+              <w:t>8</w:t>
             </w:r>
             <w:r>
               <w:rPr>
@@ -2991,7 +3237,7 @@
               <w14:ligatures w14:val="standardContextual"/>
             </w:rPr>
           </w:pPr>
-          <w:hyperlink w:anchor="_Toc219473253" w:history="1">
+          <w:hyperlink w:anchor="_Toc220435341" w:history="1">
             <w:r>
               <w:rPr>
                 <w:rStyle w:val="Hyperlink"/>
@@ -3041,7 +3287,7 @@
                 <w:noProof/>
                 <w:webHidden/>
               </w:rPr>
-              <w:instrText xml:space="preserve"> PAGEREF _Toc219473253 \h </w:instrText>
+              <w:instrText xml:space="preserve"> PAGEREF _Toc220435341 \h </w:instrText>
             </w:r>
             <w:r>
               <w:rPr>
@@ -3061,7 +3307,7 @@
                 <w:noProof/>
                 <w:webHidden/>
               </w:rPr>
-              <w:t>6</w:t>
+              <w:t>8</w:t>
             </w:r>
             <w:r>
               <w:rPr>
@@ -3089,7 +3335,7 @@
               <w14:ligatures w14:val="standardContextual"/>
             </w:rPr>
           </w:pPr>
-          <w:hyperlink w:anchor="_Toc219473254" w:history="1">
+          <w:hyperlink w:anchor="_Toc220435342" w:history="1">
             <w:r>
               <w:rPr>
                 <w:rStyle w:val="Hyperlink"/>
@@ -3139,7 +3385,7 @@
                 <w:noProof/>
                 <w:webHidden/>
               </w:rPr>
-              <w:instrText xml:space="preserve"> PAGEREF _Toc219473254 \h </w:instrText>
+              <w:instrText xml:space="preserve"> PAGEREF _Toc220435342 \h </w:instrText>
             </w:r>
             <w:r>
               <w:rPr>
@@ -3159,7 +3405,7 @@
                 <w:noProof/>
                 <w:webHidden/>
               </w:rPr>
-              <w:t>6</w:t>
+              <w:t>8</w:t>
             </w:r>
             <w:r>
               <w:rPr>
@@ -3187,13 +3433,11 @@
               <w14:ligatures w14:val="standardContextual"/>
             </w:rPr>
           </w:pPr>
-          <w:hyperlink w:anchor="_Toc219473255" w:history="1">
+          <w:hyperlink w:anchor="_Toc220435343" w:history="1">
             <w:r>
               <w:rPr>
                 <w:rStyle w:val="Hyperlink"/>
                 <w:rFonts w:ascii="Arial" w:hAnsi="Arial" w:cs="Arial"/>
-                <w:b/>
-                <w:bCs/>
                 <w:noProof/>
               </w:rPr>
               <w:t>5.3.1</w:t>
@@ -3239,7 +3483,7 @@
                 <w:noProof/>
                 <w:webHidden/>
               </w:rPr>
-              <w:instrText xml:space="preserve"> PAGEREF _Toc219473255 \h </w:instrText>
+              <w:instrText xml:space="preserve"> PAGEREF _Toc220435343 \h </w:instrText>
             </w:r>
             <w:r>
               <w:rPr>
@@ -3259,7 +3503,7 @@
                 <w:noProof/>
                 <w:webHidden/>
               </w:rPr>
-              <w:t>6</w:t>
+              <w:t>8</w:t>
             </w:r>
             <w:r>
               <w:rPr>
@@ -3287,13 +3531,11 @@
               <w14:ligatures w14:val="standardContextual"/>
             </w:rPr>
           </w:pPr>
-          <w:hyperlink w:anchor="_Toc219473256" w:history="1">
+          <w:hyperlink w:anchor="_Toc220435344" w:history="1">
             <w:r>
               <w:rPr>
                 <w:rStyle w:val="Hyperlink"/>
                 <w:rFonts w:ascii="Arial" w:eastAsia="Times New Roman" w:hAnsi="Arial" w:cs="Arial"/>
-                <w:b/>
-                <w:bCs/>
                 <w:noProof/>
               </w:rPr>
               <w:t>5.3.2</w:t>
@@ -3318,7 +3560,27 @@
                 <w:bCs/>
                 <w:noProof/>
               </w:rPr>
-              <w:t>Hardware:</w:t>
+              <w:t>Hard</w:t>
+            </w:r>
+            <w:r>
+              <w:rPr>
+                <w:rStyle w:val="Hyperlink"/>
+                <w:rFonts w:ascii="Arial" w:eastAsia="Times New Roman" w:hAnsi="Arial" w:cs="Arial"/>
+                <w:b/>
+                <w:bCs/>
+                <w:noProof/>
+              </w:rPr>
+              <w:t>w</w:t>
+            </w:r>
+            <w:r>
+              <w:rPr>
+                <w:rStyle w:val="Hyperlink"/>
+                <w:rFonts w:ascii="Arial" w:eastAsia="Times New Roman" w:hAnsi="Arial" w:cs="Arial"/>
+                <w:b/>
+                <w:bCs/>
+                <w:noProof/>
+              </w:rPr>
+              <w:t>are:</w:t>
             </w:r>
             <w:r>
               <w:rPr>
@@ -3339,7 +3601,7 @@
                 <w:noProof/>
                 <w:webHidden/>
               </w:rPr>
-              <w:instrText xml:space="preserve"> PAGEREF _Toc219473256 \h </w:instrText>
+              <w:instrText xml:space="preserve"> PAGEREF _Toc220435344 \h </w:instrText>
             </w:r>
             <w:r>
               <w:rPr>
@@ -3359,7 +3621,7 @@
                 <w:noProof/>
                 <w:webHidden/>
               </w:rPr>
-              <w:t>6</w:t>
+              <w:t>8</w:t>
             </w:r>
             <w:r>
               <w:rPr>
@@ -3387,7 +3649,7 @@
               <w14:ligatures w14:val="standardContextual"/>
             </w:rPr>
           </w:pPr>
-          <w:hyperlink w:anchor="_Toc219473257" w:history="1">
+          <w:hyperlink w:anchor="_Toc220435345" w:history="1">
             <w:r>
               <w:rPr>
                 <w:rStyle w:val="Hyperlink"/>
@@ -3437,7 +3699,7 @@
                 <w:noProof/>
                 <w:webHidden/>
               </w:rPr>
-              <w:instrText xml:space="preserve"> PAGEREF _Toc219473257 \h </w:instrText>
+              <w:instrText xml:space="preserve"> PAGEREF _Toc220435345 \h </w:instrText>
             </w:r>
             <w:r>
               <w:rPr>
@@ -3457,7 +3719,7 @@
                 <w:noProof/>
                 <w:webHidden/>
               </w:rPr>
-              <w:t>6</w:t>
+              <w:t>8</w:t>
             </w:r>
             <w:r>
               <w:rPr>
@@ -3485,7 +3747,7 @@
               <w14:ligatures w14:val="standardContextual"/>
             </w:rPr>
           </w:pPr>
-          <w:hyperlink w:anchor="_Toc219473258" w:history="1">
+          <w:hyperlink w:anchor="_Toc220435346" w:history="1">
             <w:r>
               <w:rPr>
                 <w:rStyle w:val="Hyperlink"/>
@@ -3533,7 +3795,7 @@
                 <w:noProof/>
                 <w:webHidden/>
               </w:rPr>
-              <w:instrText xml:space="preserve"> PAGEREF _Toc219473258 \h </w:instrText>
+              <w:instrText xml:space="preserve"> PAGEREF _Toc220435346 \h </w:instrText>
             </w:r>
             <w:r>
               <w:rPr>
@@ -3553,7 +3815,7 @@
                 <w:noProof/>
                 <w:webHidden/>
               </w:rPr>
-              <w:t>7</w:t>
+              <w:t>8</w:t>
             </w:r>
             <w:r>
               <w:rPr>
@@ -3581,7 +3843,7 @@
               <w14:ligatures w14:val="standardContextual"/>
             </w:rPr>
           </w:pPr>
-          <w:hyperlink w:anchor="_Toc219473259" w:history="1">
+          <w:hyperlink w:anchor="_Toc220435347" w:history="1">
             <w:r>
               <w:rPr>
                 <w:rStyle w:val="Hyperlink"/>
@@ -3629,7 +3891,7 @@
                 <w:noProof/>
                 <w:webHidden/>
               </w:rPr>
-              <w:instrText xml:space="preserve"> PAGEREF _Toc219473259 \h </w:instrText>
+              <w:instrText xml:space="preserve"> PAGEREF _Toc220435347 \h </w:instrText>
             </w:r>
             <w:r>
               <w:rPr>
@@ -3649,7 +3911,7 @@
                 <w:noProof/>
                 <w:webHidden/>
               </w:rPr>
-              <w:t>7</w:t>
+              <w:t>8</w:t>
             </w:r>
             <w:r>
               <w:rPr>
@@ -3677,7 +3939,7 @@
               <w14:ligatures w14:val="standardContextual"/>
             </w:rPr>
           </w:pPr>
-          <w:hyperlink w:anchor="_Toc219473260" w:history="1">
+          <w:hyperlink w:anchor="_Toc220435348" w:history="1">
             <w:r>
               <w:rPr>
                 <w:rStyle w:val="Hyperlink"/>
@@ -3730,7 +3992,7 @@
                 <w:noProof/>
                 <w:webHidden/>
               </w:rPr>
-              <w:instrText xml:space="preserve"> PAGEREF _Toc219473260 \h </w:instrText>
+              <w:instrText xml:space="preserve"> PAGEREF _Toc220435348 \h </w:instrText>
             </w:r>
             <w:r>
               <w:rPr>
@@ -3750,7 +4012,7 @@
                 <w:noProof/>
                 <w:webHidden/>
               </w:rPr>
-              <w:t>7</w:t>
+              <w:t>8</w:t>
             </w:r>
             <w:r>
               <w:rPr>
@@ -3778,7 +4040,7 @@
               <w14:ligatures w14:val="standardContextual"/>
             </w:rPr>
           </w:pPr>
-          <w:hyperlink w:anchor="_Toc219473261" w:history="1">
+          <w:hyperlink w:anchor="_Toc220435349" w:history="1">
             <w:r>
               <w:rPr>
                 <w:rStyle w:val="Hyperlink"/>
@@ -3826,7 +4088,7 @@
                 <w:noProof/>
                 <w:webHidden/>
               </w:rPr>
-              <w:instrText xml:space="preserve"> PAGEREF _Toc219473261 \h </w:instrText>
+              <w:instrText xml:space="preserve"> PAGEREF _Toc220435349 \h </w:instrText>
             </w:r>
             <w:r>
               <w:rPr>
@@ -3846,7 +4108,7 @@
                 <w:noProof/>
                 <w:webHidden/>
               </w:rPr>
-              <w:t>7</w:t>
+              <w:t>10</w:t>
             </w:r>
             <w:r>
               <w:rPr>
@@ -3874,7 +4136,7 @@
               <w14:ligatures w14:val="standardContextual"/>
             </w:rPr>
           </w:pPr>
-          <w:hyperlink w:anchor="_Toc219473262" w:history="1">
+          <w:hyperlink w:anchor="_Toc220435350" w:history="1">
             <w:r>
               <w:rPr>
                 <w:rStyle w:val="Hyperlink"/>
@@ -3922,7 +4184,7 @@
                 <w:noProof/>
                 <w:webHidden/>
               </w:rPr>
-              <w:instrText xml:space="preserve"> PAGEREF _Toc219473262 \h </w:instrText>
+              <w:instrText xml:space="preserve"> PAGEREF _Toc220435350 \h </w:instrText>
             </w:r>
             <w:r>
               <w:rPr>
@@ -3942,7 +4204,7 @@
                 <w:noProof/>
                 <w:webHidden/>
               </w:rPr>
-              <w:t>7</w:t>
+              <w:t>10</w:t>
             </w:r>
             <w:r>
               <w:rPr>
@@ -3970,7 +4232,7 @@
               <w14:ligatures w14:val="standardContextual"/>
             </w:rPr>
           </w:pPr>
-          <w:hyperlink w:anchor="_Toc219473263" w:history="1">
+          <w:hyperlink w:anchor="_Toc220435351" w:history="1">
             <w:r>
               <w:rPr>
                 <w:rStyle w:val="Hyperlink"/>
@@ -4018,7 +4280,7 @@
                 <w:noProof/>
                 <w:webHidden/>
               </w:rPr>
-              <w:instrText xml:space="preserve"> PAGEREF _Toc219473263 \h </w:instrText>
+              <w:instrText xml:space="preserve"> PAGEREF _Toc220435351 \h </w:instrText>
             </w:r>
             <w:r>
               <w:rPr>
@@ -4038,7 +4300,7 @@
                 <w:noProof/>
                 <w:webHidden/>
               </w:rPr>
-              <w:t>7</w:t>
+              <w:t>10</w:t>
             </w:r>
             <w:r>
               <w:rPr>
@@ -4066,7 +4328,7 @@
               <w14:ligatures w14:val="standardContextual"/>
             </w:rPr>
           </w:pPr>
-          <w:hyperlink w:anchor="_Toc219473264" w:history="1">
+          <w:hyperlink w:anchor="_Toc220435352" w:history="1">
             <w:r>
               <w:rPr>
                 <w:rStyle w:val="Hyperlink"/>
@@ -4114,7 +4376,7 @@
                 <w:noProof/>
                 <w:webHidden/>
               </w:rPr>
-              <w:instrText xml:space="preserve"> PAGEREF _Toc219473264 \h </w:instrText>
+              <w:instrText xml:space="preserve"> PAGEREF _Toc220435352 \h </w:instrText>
             </w:r>
             <w:r>
               <w:rPr>
@@ -4134,7 +4396,7 @@
                 <w:noProof/>
                 <w:webHidden/>
               </w:rPr>
-              <w:t>7</w:t>
+              <w:t>10</w:t>
             </w:r>
             <w:r>
               <w:rPr>
@@ -4156,7 +4418,6 @@
               <w:rFonts w:ascii="Arial" w:hAnsi="Arial" w:cs="Arial"/>
               <w:bCs/>
             </w:rPr>
-            <w:lastRenderedPageBreak/>
             <w:fldChar w:fldCharType="end"/>
           </w:r>
         </w:p>
@@ -4188,7 +4449,7 @@
           <w:bCs/>
         </w:rPr>
       </w:pPr>
-      <w:bookmarkStart w:id="0" w:name="_Toc219473233"/>
+      <w:bookmarkStart w:id="0" w:name="_Toc220435320"/>
       <w:r>
         <w:rPr>
           <w:rFonts w:ascii="Arial" w:hAnsi="Arial" w:cs="Arial"/>
@@ -4259,7 +4520,7 @@
           <w:bCs/>
         </w:rPr>
       </w:pPr>
-      <w:bookmarkStart w:id="1" w:name="_Toc219473234"/>
+      <w:bookmarkStart w:id="1" w:name="_Toc220435321"/>
       <w:r>
         <w:rPr>
           <w:rFonts w:ascii="Arial" w:hAnsi="Arial" w:cs="Arial"/>
@@ -4283,7 +4544,7 @@
           <w:bCs/>
         </w:rPr>
       </w:pPr>
-      <w:bookmarkStart w:id="2" w:name="_Toc219473235"/>
+      <w:bookmarkStart w:id="2" w:name="_Toc220435322"/>
       <w:r>
         <w:rPr>
           <w:rFonts w:ascii="Arial" w:hAnsi="Arial" w:cs="Arial"/>
@@ -4344,7 +4605,7 @@
           <w:bCs/>
         </w:rPr>
       </w:pPr>
-      <w:bookmarkStart w:id="3" w:name="_Toc219473236"/>
+      <w:bookmarkStart w:id="3" w:name="_Toc220435323"/>
       <w:r>
         <w:rPr>
           <w:rFonts w:ascii="Arial" w:hAnsi="Arial" w:cs="Arial"/>
@@ -4424,7 +4685,7 @@
           <w:bCs/>
         </w:rPr>
       </w:pPr>
-      <w:bookmarkStart w:id="4" w:name="_Toc219473237"/>
+      <w:bookmarkStart w:id="4" w:name="_Toc220435324"/>
       <w:r>
         <w:rPr>
           <w:rFonts w:ascii="Arial" w:hAnsi="Arial" w:cs="Arial"/>
@@ -4485,7 +4746,7 @@
           <w:bCs/>
         </w:rPr>
       </w:pPr>
-      <w:bookmarkStart w:id="5" w:name="_Toc219473238"/>
+      <w:bookmarkStart w:id="5" w:name="_Toc220435325"/>
       <w:r>
         <w:rPr>
           <w:rFonts w:ascii="Arial" w:hAnsi="Arial" w:cs="Arial"/>
@@ -4572,7 +4833,7 @@
           <w:bCs/>
         </w:rPr>
       </w:pPr>
-      <w:bookmarkStart w:id="6" w:name="_Toc219473239"/>
+      <w:bookmarkStart w:id="6" w:name="_Toc220435326"/>
       <w:r>
         <w:rPr>
           <w:rFonts w:ascii="Arial" w:hAnsi="Arial" w:cs="Arial"/>
@@ -5271,7 +5532,7 @@
           <w:bCs/>
         </w:rPr>
       </w:pPr>
-      <w:bookmarkStart w:id="7" w:name="_Toc219473240"/>
+      <w:bookmarkStart w:id="7" w:name="_Toc220435327"/>
       <w:r>
         <w:rPr>
           <w:rFonts w:ascii="Arial" w:hAnsi="Arial" w:cs="Arial"/>
@@ -5296,7 +5557,7 @@
           <w:bCs/>
         </w:rPr>
       </w:pPr>
-      <w:bookmarkStart w:id="8" w:name="_Toc219473241"/>
+      <w:bookmarkStart w:id="8" w:name="_Toc220435328"/>
       <w:r>
         <w:rPr>
           <w:rFonts w:ascii="Arial" w:hAnsi="Arial" w:cs="Arial"/>
@@ -5545,7 +5806,7 @@
           <w:bCs/>
         </w:rPr>
       </w:pPr>
-      <w:bookmarkStart w:id="9" w:name="_Toc219473242"/>
+      <w:bookmarkStart w:id="9" w:name="_Toc220435329"/>
       <w:r>
         <w:rPr>
           <w:rFonts w:ascii="Arial" w:hAnsi="Arial" w:cs="Arial"/>
@@ -5609,7 +5870,7 @@
           <w:bCs/>
         </w:rPr>
       </w:pPr>
-      <w:bookmarkStart w:id="10" w:name="_Toc219473243"/>
+      <w:bookmarkStart w:id="10" w:name="_Toc220435330"/>
       <w:r>
         <w:rPr>
           <w:rFonts w:ascii="Arial" w:hAnsi="Arial" w:cs="Arial"/>
@@ -5631,7 +5892,7 @@
           <w:rFonts w:ascii="Arial" w:hAnsi="Arial" w:cs="Arial"/>
         </w:rPr>
       </w:pPr>
-      <w:bookmarkStart w:id="11" w:name="_Toc219473244"/>
+      <w:bookmarkStart w:id="11" w:name="_Toc220435331"/>
       <w:r>
         <w:rPr>
           <w:rFonts w:ascii="Arial" w:hAnsi="Arial" w:cs="Arial"/>
@@ -5840,7 +6101,7 @@
           <w:iCs/>
         </w:rPr>
       </w:pPr>
-      <w:bookmarkStart w:id="12" w:name="_Toc219473245"/>
+      <w:bookmarkStart w:id="12" w:name="_Toc220435332"/>
       <w:r>
         <w:rPr>
           <w:rFonts w:ascii="Arial" w:hAnsi="Arial" w:cs="Arial"/>
@@ -5985,7 +6246,7 @@
           <w:lang w:val="de-AT"/>
         </w:rPr>
       </w:pPr>
-      <w:bookmarkStart w:id="13" w:name="_Toc219473246"/>
+      <w:bookmarkStart w:id="13" w:name="_Toc220435333"/>
       <w:r>
         <w:rPr>
           <w:rFonts w:ascii="Arial" w:hAnsi="Arial" w:cs="Arial"/>
@@ -6145,7 +6406,7 @@
           <w:lang w:val="de-AT"/>
         </w:rPr>
       </w:pPr>
-      <w:bookmarkStart w:id="14" w:name="_Toc219473247"/>
+      <w:bookmarkStart w:id="14" w:name="_Toc220435334"/>
       <w:r>
         <w:rPr>
           <w:rFonts w:ascii="Arial" w:hAnsi="Arial" w:cs="Arial"/>
@@ -6169,7 +6430,7 @@
           <w:lang w:val="de-AT"/>
         </w:rPr>
       </w:pPr>
-      <w:bookmarkStart w:id="15" w:name="_Toc219473248"/>
+      <w:bookmarkStart w:id="15" w:name="_Toc220435335"/>
       <w:r>
         <w:rPr>
           <w:rFonts w:ascii="Arial" w:hAnsi="Arial" w:cs="Arial"/>
@@ -6427,7 +6688,7 @@
           <w:lang w:val="en-US"/>
         </w:rPr>
       </w:pPr>
-      <w:bookmarkStart w:id="16" w:name="_Toc219473249"/>
+      <w:bookmarkStart w:id="16" w:name="_Toc220435336"/>
       <w:r>
         <w:rPr>
           <w:rFonts w:ascii="Arial" w:hAnsi="Arial" w:cs="Arial"/>
@@ -6634,7 +6895,7 @@
           <w:lang w:val="de-AT"/>
         </w:rPr>
       </w:pPr>
-      <w:bookmarkStart w:id="17" w:name="_Toc219473250"/>
+      <w:bookmarkStart w:id="17" w:name="_Toc220435337"/>
       <w:r>
         <w:rPr>
           <w:rFonts w:ascii="Arial" w:hAnsi="Arial" w:cs="Arial"/>
@@ -6700,6 +6961,348 @@
           <w:lang w:val="de-AT"/>
         </w:rPr>
         <w:t xml:space="preserve"> Der ESP32 muss eine REST-API (oder vergleichbare Schnittstelle) bereitstellen, über die das React-Frontend die aktuellen Konfigurationen lesen (GET) und neue Konfigurationen schreiben (POST) kann.</w:t>
+      </w:r>
+    </w:p>
+    <w:p>
+      <w:pPr>
+        <w:pStyle w:val="berschrift2"/>
+        <w:numPr>
+          <w:ilvl w:val="1"/>
+          <w:numId w:val="1"/>
+        </w:numPr>
+        <w:rPr>
+          <w:rFonts w:ascii="Arial" w:hAnsi="Arial" w:cs="Arial"/>
+          <w:sz w:val="24"/>
+          <w:szCs w:val="24"/>
+          <w:lang w:val="de-AT"/>
+        </w:rPr>
+      </w:pPr>
+      <w:bookmarkStart w:id="18" w:name="_Toc220435338"/>
+      <w:r>
+        <w:rPr>
+          <w:rFonts w:ascii="Arial" w:hAnsi="Arial" w:cs="Arial"/>
+          <w:b/>
+          <w:bCs/>
+          <w:lang w:val="de-AT"/>
+        </w:rPr>
+        <w:t>Optionale Erweiterung:</w:t>
+      </w:r>
+      <w:r>
+        <w:rPr>
+          <w:rFonts w:ascii="Arial" w:hAnsi="Arial" w:cs="Arial"/>
+          <w:lang w:val="de-AT"/>
+        </w:rPr>
+        <w:t xml:space="preserve"> Gamification-Modul (Stochastisches Belohnungssystem) </w:t>
+      </w:r>
+      <w:r>
+        <w:rPr>
+          <w:rFonts w:ascii="Arial" w:hAnsi="Arial" w:cs="Arial"/>
+          <w:lang w:val="de-AT"/>
+        </w:rPr>
+        <w:br/>
+      </w:r>
+      <w:r>
+        <w:rPr>
+          <w:rFonts w:ascii="Arial" w:hAnsi="Arial" w:cs="Arial"/>
+          <w:sz w:val="24"/>
+          <w:szCs w:val="24"/>
+          <w:lang w:val="de-AT"/>
+        </w:rPr>
+        <w:t>Dieses Modul dient der Erhöhung der Benutzerinteraktion durch einen spielerischen Ansatz ("Slot-</w:t>
+      </w:r>
+      <w:proofErr w:type="spellStart"/>
+      <w:r>
+        <w:rPr>
+          <w:rFonts w:ascii="Arial" w:hAnsi="Arial" w:cs="Arial"/>
+          <w:sz w:val="24"/>
+          <w:szCs w:val="24"/>
+          <w:lang w:val="de-AT"/>
+        </w:rPr>
+        <w:t>Machine</w:t>
+      </w:r>
+      <w:proofErr w:type="spellEnd"/>
+      <w:r>
+        <w:rPr>
+          <w:rFonts w:ascii="Arial" w:hAnsi="Arial" w:cs="Arial"/>
+          <w:sz w:val="24"/>
+          <w:szCs w:val="24"/>
+          <w:lang w:val="de-AT"/>
+        </w:rPr>
+        <w:t>-Effekt").</w:t>
+      </w:r>
+      <w:bookmarkEnd w:id="18"/>
+    </w:p>
+    <w:p>
+      <w:pPr>
+        <w:rPr>
+          <w:rFonts w:ascii="Arial" w:hAnsi="Arial" w:cs="Arial"/>
+          <w:lang w:val="de-AT"/>
+        </w:rPr>
+      </w:pPr>
+    </w:p>
+    <w:p>
+      <w:pPr>
+        <w:pStyle w:val="Listenabsatz"/>
+        <w:numPr>
+          <w:ilvl w:val="0"/>
+          <w:numId w:val="36"/>
+        </w:numPr>
+        <w:rPr>
+          <w:rFonts w:ascii="Arial" w:hAnsi="Arial" w:cs="Arial"/>
+          <w:lang w:val="de-AT"/>
+        </w:rPr>
+      </w:pPr>
+      <w:r>
+        <w:rPr>
+          <w:rFonts w:ascii="Arial" w:hAnsi="Arial" w:cs="Arial"/>
+          <w:lang w:val="de-AT"/>
+        </w:rPr>
+        <w:t xml:space="preserve">/F_OPT_010/ Signalverarbeitung Münzeinwurf: Das System muss digitale Impulse eines externen Münzprüfers (Coin </w:t>
+      </w:r>
+      <w:proofErr w:type="spellStart"/>
+      <w:r>
+        <w:rPr>
+          <w:rFonts w:ascii="Arial" w:hAnsi="Arial" w:cs="Arial"/>
+          <w:lang w:val="de-AT"/>
+        </w:rPr>
+        <w:t>Acceptor</w:t>
+      </w:r>
+      <w:proofErr w:type="spellEnd"/>
+      <w:r>
+        <w:rPr>
+          <w:rFonts w:ascii="Arial" w:hAnsi="Arial" w:cs="Arial"/>
+          <w:lang w:val="de-AT"/>
+        </w:rPr>
+        <w:t>) erfassen. Ein valider Einwurf wird als "Trigger-Event" gewertet, der das System aus dem Ruhezustand weckt.</w:t>
+      </w:r>
+    </w:p>
+    <w:p>
+      <w:pPr>
+        <w:pStyle w:val="Listenabsatz"/>
+        <w:numPr>
+          <w:ilvl w:val="0"/>
+          <w:numId w:val="36"/>
+        </w:numPr>
+        <w:rPr>
+          <w:rFonts w:ascii="Arial" w:hAnsi="Arial" w:cs="Arial"/>
+          <w:lang w:val="de-AT"/>
+        </w:rPr>
+      </w:pPr>
+      <w:r>
+        <w:rPr>
+          <w:rFonts w:ascii="Arial" w:hAnsi="Arial" w:cs="Arial"/>
+          <w:lang w:val="de-AT"/>
+        </w:rPr>
+        <w:t>/F_OPT_020/ Physische Interaktion (Hebel/Trigger): Der Spielmechanismus wird über einen physischen Aktor (Hebelmechanik mit Mikroschalter oder Arcade-Button) gestartet.</w:t>
+      </w:r>
+    </w:p>
+    <w:p>
+      <w:pPr>
+        <w:pStyle w:val="Listenabsatz"/>
+        <w:numPr>
+          <w:ilvl w:val="1"/>
+          <w:numId w:val="36"/>
+        </w:numPr>
+        <w:rPr>
+          <w:rFonts w:ascii="Arial" w:hAnsi="Arial" w:cs="Arial"/>
+          <w:lang w:val="de-AT"/>
+        </w:rPr>
+      </w:pPr>
+      <w:r>
+        <w:rPr>
+          <w:rFonts w:ascii="Arial" w:hAnsi="Arial" w:cs="Arial"/>
+          <w:lang w:val="de-AT"/>
+        </w:rPr>
+        <w:t>Sperre: Der Hebel ist standardmäßig softwareseitig deaktiviert. Betätigungen ohne vorherigen Münzeinwurf werden ignoriert (ggf. mit visueller Fehlermeldung).</w:t>
+      </w:r>
+    </w:p>
+    <w:p>
+      <w:pPr>
+        <w:pStyle w:val="Listenabsatz"/>
+        <w:numPr>
+          <w:ilvl w:val="1"/>
+          <w:numId w:val="36"/>
+        </w:numPr>
+        <w:rPr>
+          <w:rFonts w:ascii="Arial" w:hAnsi="Arial" w:cs="Arial"/>
+          <w:lang w:val="de-AT"/>
+        </w:rPr>
+      </w:pPr>
+      <w:r>
+        <w:rPr>
+          <w:rFonts w:ascii="Arial" w:hAnsi="Arial" w:cs="Arial"/>
+          <w:lang w:val="de-AT"/>
+        </w:rPr>
+        <w:t>Freigabe: Erst nach registriertem Münzeinwurf wird der Hebel für genau einen Spielzyklus freigegeben.</w:t>
+      </w:r>
+    </w:p>
+    <w:p>
+      <w:pPr>
+        <w:rPr>
+          <w:rFonts w:ascii="Arial" w:hAnsi="Arial" w:cs="Arial"/>
+          <w:lang w:val="de-AT"/>
+        </w:rPr>
+      </w:pPr>
+    </w:p>
+    <w:p>
+      <w:pPr>
+        <w:rPr>
+          <w:rFonts w:ascii="Arial" w:hAnsi="Arial" w:cs="Arial"/>
+          <w:lang w:val="de-AT"/>
+        </w:rPr>
+      </w:pPr>
+    </w:p>
+    <w:p>
+      <w:pPr>
+        <w:rPr>
+          <w:rFonts w:ascii="Arial" w:hAnsi="Arial" w:cs="Arial"/>
+          <w:lang w:val="de-AT"/>
+        </w:rPr>
+      </w:pPr>
+    </w:p>
+    <w:p>
+      <w:pPr>
+        <w:pStyle w:val="Listenabsatz"/>
+        <w:numPr>
+          <w:ilvl w:val="0"/>
+          <w:numId w:val="37"/>
+        </w:numPr>
+        <w:rPr>
+          <w:rFonts w:ascii="Arial" w:hAnsi="Arial" w:cs="Arial"/>
+          <w:lang w:val="de-AT"/>
+        </w:rPr>
+      </w:pPr>
+      <w:r>
+        <w:rPr>
+          <w:rFonts w:ascii="Arial" w:hAnsi="Arial" w:cs="Arial"/>
+          <w:lang w:val="de-AT"/>
+        </w:rPr>
+        <w:t>/F_OPT_030/ Lokale Visualisierung (Display): Das Gerät verfügt über ein integriertes Display zur direkten Nutzerführung am Gerät, unabhängig vom Web-Interface.</w:t>
+      </w:r>
+    </w:p>
+    <w:p>
+      <w:pPr>
+        <w:pStyle w:val="Listenabsatz"/>
+        <w:numPr>
+          <w:ilvl w:val="1"/>
+          <w:numId w:val="37"/>
+        </w:numPr>
+        <w:rPr>
+          <w:rFonts w:ascii="Arial" w:hAnsi="Arial" w:cs="Arial"/>
+          <w:lang w:val="de-AT"/>
+        </w:rPr>
+      </w:pPr>
+      <w:r>
+        <w:rPr>
+          <w:rFonts w:ascii="Arial" w:hAnsi="Arial" w:cs="Arial"/>
+          <w:lang w:val="de-AT"/>
+        </w:rPr>
+        <w:t>Idle-State: Anzeige einer Aufforderung (z.B. "Münze einwerfen").</w:t>
+      </w:r>
+    </w:p>
+    <w:p>
+      <w:pPr>
+        <w:pStyle w:val="Listenabsatz"/>
+        <w:numPr>
+          <w:ilvl w:val="1"/>
+          <w:numId w:val="37"/>
+        </w:numPr>
+        <w:rPr>
+          <w:rFonts w:ascii="Arial" w:hAnsi="Arial" w:cs="Arial"/>
+          <w:lang w:val="de-AT"/>
+        </w:rPr>
+      </w:pPr>
+      <w:r>
+        <w:rPr>
+          <w:rFonts w:ascii="Arial" w:hAnsi="Arial" w:cs="Arial"/>
+          <w:lang w:val="de-AT"/>
+        </w:rPr>
+        <w:t>Game-State: Nach Betätigung des Hebels visualisiert das Display den Zufallsprozess (z.B. durchlaufende Symbole).</w:t>
+      </w:r>
+    </w:p>
+    <w:p>
+      <w:pPr>
+        <w:pStyle w:val="Listenabsatz"/>
+        <w:numPr>
+          <w:ilvl w:val="1"/>
+          <w:numId w:val="37"/>
+        </w:numPr>
+        <w:rPr>
+          <w:rFonts w:ascii="Arial" w:hAnsi="Arial" w:cs="Arial"/>
+          <w:lang w:val="de-AT"/>
+        </w:rPr>
+      </w:pPr>
+      <w:proofErr w:type="spellStart"/>
+      <w:r>
+        <w:rPr>
+          <w:rFonts w:ascii="Arial" w:hAnsi="Arial" w:cs="Arial"/>
+          <w:lang w:val="de-AT"/>
+        </w:rPr>
+        <w:t>Result</w:t>
+      </w:r>
+      <w:proofErr w:type="spellEnd"/>
+      <w:r>
+        <w:rPr>
+          <w:rFonts w:ascii="Arial" w:hAnsi="Arial" w:cs="Arial"/>
+          <w:lang w:val="de-AT"/>
+        </w:rPr>
+        <w:t>-State: Anzeige von "Gewinn" (Auslösen der Pumpen) oder "Niete".</w:t>
+      </w:r>
+    </w:p>
+    <w:p>
+      <w:pPr>
+        <w:pStyle w:val="Listenabsatz"/>
+        <w:numPr>
+          <w:ilvl w:val="0"/>
+          <w:numId w:val="37"/>
+        </w:numPr>
+        <w:rPr>
+          <w:rFonts w:ascii="Arial" w:hAnsi="Arial" w:cs="Arial"/>
+          <w:lang w:val="de-AT"/>
+        </w:rPr>
+      </w:pPr>
+      <w:r>
+        <w:rPr>
+          <w:rFonts w:ascii="Arial" w:hAnsi="Arial" w:cs="Arial"/>
+          <w:lang w:val="de-AT"/>
+        </w:rPr>
+        <w:t>/F_OPT_040/ Zufallsalgorithmus (RNG): Der Mikrocontroller führt eine Zufallsberechnung durch. Die Gewinnwahrscheinlichkeit (z.B. 1:10) ist variabel.</w:t>
+      </w:r>
+    </w:p>
+    <w:p>
+      <w:pPr>
+        <w:pStyle w:val="Listenabsatz"/>
+        <w:numPr>
+          <w:ilvl w:val="0"/>
+          <w:numId w:val="37"/>
+        </w:numPr>
+        <w:rPr>
+          <w:rFonts w:ascii="Arial" w:hAnsi="Arial" w:cs="Arial"/>
+          <w:lang w:val="de-AT"/>
+        </w:rPr>
+      </w:pPr>
+      <w:r>
+        <w:rPr>
+          <w:rFonts w:ascii="Arial" w:hAnsi="Arial" w:cs="Arial"/>
+          <w:lang w:val="de-AT"/>
+        </w:rPr>
+        <w:t xml:space="preserve">/F_OPT_050/ Admin-Konfiguration (Web): Die Konfiguration der Gewinnwahrscheinlichkeit und des ausgegebenen "Gewinn-Getränks" erfolgt ausschließlich über einen geschützten Bereich im React-Webinterface (Admin-Panel), </w:t>
+      </w:r>
+      <w:proofErr w:type="gramStart"/>
+      <w:r>
+        <w:rPr>
+          <w:rFonts w:ascii="Arial" w:hAnsi="Arial" w:cs="Arial"/>
+          <w:lang w:val="de-AT"/>
+        </w:rPr>
+        <w:t>auf den normale Endanwender</w:t>
+      </w:r>
+      <w:proofErr w:type="gramEnd"/>
+      <w:r>
+        <w:rPr>
+          <w:rFonts w:ascii="Arial" w:hAnsi="Arial" w:cs="Arial"/>
+          <w:lang w:val="de-AT"/>
+        </w:rPr>
+        <w:t xml:space="preserve"> keinen Zugriff haben.</w:t>
       </w:r>
     </w:p>
     <w:p>
@@ -6723,7 +7326,7 @@
           <w:bCs/>
         </w:rPr>
       </w:pPr>
-      <w:bookmarkStart w:id="18" w:name="_Toc219473251"/>
+      <w:bookmarkStart w:id="19" w:name="_Toc220435339"/>
       <w:r>
         <w:rPr>
           <w:rFonts w:ascii="Arial" w:hAnsi="Arial" w:cs="Arial"/>
@@ -6732,7 +7335,7 @@
         </w:rPr>
         <w:t>Nichtfunktionale Anforderungen</w:t>
       </w:r>
-      <w:bookmarkEnd w:id="18"/>
+      <w:bookmarkEnd w:id="19"/>
     </w:p>
     <w:p>
       <w:pPr>
@@ -6747,7 +7350,7 @@
           <w:bCs/>
         </w:rPr>
       </w:pPr>
-      <w:bookmarkStart w:id="19" w:name="_Toc219473252"/>
+      <w:bookmarkStart w:id="20" w:name="_Toc220435340"/>
       <w:r>
         <w:rPr>
           <w:rFonts w:ascii="Arial" w:hAnsi="Arial" w:cs="Arial"/>
@@ -6756,7 +7359,7 @@
         </w:rPr>
         <w:t>Allgemeine Anforderungen</w:t>
       </w:r>
-      <w:bookmarkEnd w:id="19"/>
+      <w:bookmarkEnd w:id="20"/>
     </w:p>
     <w:p>
       <w:pPr>
@@ -7053,7 +7656,6 @@
           <w:iCs/>
           <w:lang w:val="de-AT"/>
         </w:rPr>
-        <w:lastRenderedPageBreak/>
         <w:t>Elektrische Sicherheit:</w:t>
       </w:r>
       <w:r>
@@ -7200,6 +7802,7 @@
           <w:iCs/>
           <w:lang w:val="de-AT"/>
         </w:rPr>
+        <w:lastRenderedPageBreak/>
         <w:t>Responsive Design:</w:t>
       </w:r>
       <w:r>
@@ -7460,7 +8063,7 @@
           <w:bCs/>
         </w:rPr>
       </w:pPr>
-      <w:bookmarkStart w:id="20" w:name="_Toc219473253"/>
+      <w:bookmarkStart w:id="21" w:name="_Toc220435341"/>
       <w:r>
         <w:rPr>
           <w:rFonts w:ascii="Arial" w:hAnsi="Arial" w:cs="Arial"/>
@@ -7469,7 +8072,7 @@
         </w:rPr>
         <w:t>Gesetzliche Anforderungen</w:t>
       </w:r>
-      <w:bookmarkEnd w:id="20"/>
+      <w:bookmarkEnd w:id="21"/>
     </w:p>
     <w:p>
       <w:pPr>
@@ -7566,7 +8169,7 @@
           <w:bCs/>
         </w:rPr>
       </w:pPr>
-      <w:bookmarkStart w:id="21" w:name="_Toc219473254"/>
+      <w:bookmarkStart w:id="22" w:name="_Toc220435342"/>
       <w:r>
         <w:rPr>
           <w:rFonts w:ascii="Arial" w:hAnsi="Arial" w:cs="Arial"/>
@@ -7575,7 +8178,7 @@
         </w:rPr>
         <w:t>Technische Anforderungen</w:t>
       </w:r>
-      <w:bookmarkEnd w:id="21"/>
+      <w:bookmarkEnd w:id="22"/>
     </w:p>
     <w:p>
       <w:pPr>
@@ -7590,7 +8193,7 @@
           <w:bCs/>
         </w:rPr>
       </w:pPr>
-      <w:bookmarkStart w:id="22" w:name="_Toc219473255"/>
+      <w:bookmarkStart w:id="23" w:name="_Toc220435343"/>
       <w:r>
         <w:rPr>
           <w:rFonts w:ascii="Arial" w:hAnsi="Arial" w:cs="Arial"/>
@@ -7615,7 +8218,7 @@
         </w:rPr>
         <w:t>:</w:t>
       </w:r>
-      <w:bookmarkEnd w:id="22"/>
+      <w:bookmarkEnd w:id="23"/>
     </w:p>
     <w:p>
       <w:pPr>
@@ -7722,7 +8325,6 @@
           <w:rFonts w:ascii="Arial" w:eastAsia="SimSun" w:hAnsi="Arial" w:cs="Arial"/>
           <w:lang w:val="de-AT" w:eastAsia="zh-CN" w:bidi="ar"/>
         </w:rPr>
-        <w:lastRenderedPageBreak/>
         <w:t>Mobile Endgeräte: Prioritäre Unterstützung von Smartphones und Tablets (iOS und Android) im Hochformat (Portrait-Mode), da dies das primäre Konfigurationswerkzeug für den "Betreiber" darstellt.</w:t>
       </w:r>
     </w:p>
@@ -7800,6 +8402,7 @@
           <w:rFonts w:ascii="Arial" w:eastAsia="SimSun" w:hAnsi="Arial" w:cs="Arial"/>
           <w:lang w:val="de-AT" w:eastAsia="zh-CN" w:bidi="ar"/>
         </w:rPr>
+        <w:lastRenderedPageBreak/>
         <w:t>Corporate Design / Styling: Das Design soll modern und minimalistisch gehalten werden. Es wird ein dunkles Farbschema ("Dark Mode") bevorzugt, da das Gerät voraussichtlich in abgedunkelten Umgebungen (Partys) eingesetzt wird und dies die Blendwirkung reduziert.</w:t>
       </w:r>
     </w:p>
@@ -7921,7 +8524,7 @@
           <w:bCs/>
         </w:rPr>
       </w:pPr>
-      <w:bookmarkStart w:id="23" w:name="_Toc219473256"/>
+      <w:bookmarkStart w:id="24" w:name="_Toc220435344"/>
       <w:r>
         <w:rPr>
           <w:rFonts w:ascii="Arial" w:eastAsia="Times New Roman" w:hAnsi="Arial" w:cs="Arial"/>
@@ -7930,7 +8533,7 @@
         </w:rPr>
         <w:t>Hardware:</w:t>
       </w:r>
-      <w:bookmarkEnd w:id="23"/>
+      <w:bookmarkEnd w:id="24"/>
       <w:r>
         <w:rPr>
           <w:rFonts w:ascii="Arial" w:eastAsia="Times New Roman" w:hAnsi="Arial" w:cs="Arial"/>
@@ -8140,7 +8743,21 @@
           <w:rFonts w:ascii="Arial" w:eastAsia="SimSun" w:hAnsi="Arial" w:cs="Arial"/>
           <w:lang w:val="de-AT" w:eastAsia="zh-CN" w:bidi="ar"/>
         </w:rPr>
-        <w:t xml:space="preserve"> Einsatz von zwei selbstansaugenden Membranpumpen (DC 12V).</w:t>
+        <w:t xml:space="preserve"> Einsatz von zwei selbstansaugenden Membranpumpen (</w:t>
+      </w:r>
+      <w:r>
+        <w:rPr>
+          <w:rFonts w:ascii="Arial" w:eastAsia="SimSun" w:hAnsi="Arial" w:cs="Arial"/>
+          <w:lang w:val="de-AT" w:eastAsia="zh-CN" w:bidi="ar"/>
+        </w:rPr>
+        <w:t>6V-12V</w:t>
+      </w:r>
+      <w:r>
+        <w:rPr>
+          <w:rFonts w:ascii="Arial" w:eastAsia="SimSun" w:hAnsi="Arial" w:cs="Arial"/>
+          <w:lang w:val="de-AT" w:eastAsia="zh-CN" w:bidi="ar"/>
+        </w:rPr>
+        <w:t>).</w:t>
       </w:r>
     </w:p>
     <w:p>
@@ -8321,7 +8938,6 @@
           <w:bCs/>
           <w:lang w:val="de-AT" w:eastAsia="zh-CN" w:bidi="ar"/>
         </w:rPr>
-        <w:lastRenderedPageBreak/>
         <w:t>Spannungsquelle:</w:t>
       </w:r>
       <w:r>
@@ -8406,6 +9022,50 @@
     </w:p>
     <w:p>
       <w:pPr>
+        <w:numPr>
+          <w:ilvl w:val="0"/>
+          <w:numId w:val="20"/>
+        </w:numPr>
+        <w:rPr>
+          <w:rFonts w:ascii="Arial" w:eastAsia="SimSun" w:hAnsi="Arial" w:cs="Arial"/>
+          <w:lang w:val="de-AT" w:eastAsia="zh-CN" w:bidi="ar"/>
+        </w:rPr>
+      </w:pPr>
+      <w:r>
+        <w:rPr>
+          <w:rFonts w:ascii="Arial" w:eastAsia="SimSun" w:hAnsi="Arial" w:cs="Arial"/>
+          <w:b/>
+          <w:bCs/>
+          <w:lang w:eastAsia="zh-CN" w:bidi="ar"/>
+        </w:rPr>
+        <w:t>Spannungswandlung (Peripherie):</w:t>
+      </w:r>
+      <w:r>
+        <w:rPr>
+          <w:rFonts w:ascii="Arial" w:eastAsia="SimSun" w:hAnsi="Arial" w:cs="Arial"/>
+          <w:lang w:eastAsia="zh-CN" w:bidi="ar"/>
+        </w:rPr>
+        <w:t xml:space="preserve"> Falls Komponenten mit 12V-Bedarf (z.B. Standard-Münzprüfer) eingesetzt werden, ist der Einsatz eines </w:t>
+      </w:r>
+      <w:proofErr w:type="spellStart"/>
+      <w:r>
+        <w:rPr>
+          <w:rFonts w:ascii="Arial" w:eastAsia="SimSun" w:hAnsi="Arial" w:cs="Arial"/>
+          <w:lang w:eastAsia="zh-CN" w:bidi="ar"/>
+        </w:rPr>
+        <w:t>Step</w:t>
+      </w:r>
+      <w:proofErr w:type="spellEnd"/>
+      <w:r>
+        <w:rPr>
+          <w:rFonts w:ascii="Arial" w:eastAsia="SimSun" w:hAnsi="Arial" w:cs="Arial"/>
+          <w:lang w:eastAsia="zh-CN" w:bidi="ar"/>
+        </w:rPr>
+        <w:t>-Up-Converters (Boost Converter) von 9V auf 12V vorzusehen.</w:t>
+      </w:r>
+    </w:p>
+    <w:p>
+      <w:pPr>
         <w:ind w:left="360"/>
         <w:rPr>
           <w:rFonts w:ascii="Arial" w:eastAsia="SimSun" w:hAnsi="Arial" w:cs="Arial"/>
@@ -8468,6 +9128,7 @@
           <w:bCs/>
           <w:lang w:val="de-AT" w:eastAsia="zh-CN" w:bidi="ar"/>
         </w:rPr>
+        <w:lastRenderedPageBreak/>
         <w:t>Zwei-Kammer-System:</w:t>
       </w:r>
       <w:r>
@@ -8477,6 +9138,170 @@
         </w:rPr>
         <w:t xml:space="preserve"> Konstruktive Trennung in einen "Nassbereich" (Schläuche, Auslassdüse) und einen "Trockenbereich" (ESP32, Netzteil, MOSFETs), um die Elektronik vor Leckagen zu schützen.</w:t>
       </w:r>
+    </w:p>
+    <w:p>
+      <w:pPr>
+        <w:ind w:left="360"/>
+        <w:rPr>
+          <w:rFonts w:ascii="Arial" w:eastAsia="SimSun" w:hAnsi="Arial" w:cs="Arial"/>
+          <w:lang w:val="de-AT" w:eastAsia="zh-CN" w:bidi="ar"/>
+        </w:rPr>
+      </w:pPr>
+    </w:p>
+    <w:p>
+      <w:pPr>
+        <w:ind w:left="360"/>
+        <w:rPr>
+          <w:rFonts w:ascii="Arial" w:eastAsia="SimSun" w:hAnsi="Arial" w:cs="Arial"/>
+          <w:lang w:val="de-AT" w:eastAsia="zh-CN" w:bidi="ar"/>
+        </w:rPr>
+      </w:pPr>
+      <w:r>
+        <w:rPr>
+          <w:rFonts w:ascii="Arial" w:eastAsia="SimSun" w:hAnsi="Arial" w:cs="Arial"/>
+          <w:b/>
+          <w:bCs/>
+          <w:lang w:val="de-AT" w:eastAsia="zh-CN" w:bidi="ar"/>
+        </w:rPr>
+        <w:t>Zusatz-Peripherie (Gamification)</w:t>
+      </w:r>
+    </w:p>
+    <w:p>
+      <w:pPr>
+        <w:numPr>
+          <w:ilvl w:val="0"/>
+          <w:numId w:val="38"/>
+        </w:numPr>
+        <w:rPr>
+          <w:rFonts w:ascii="Arial" w:eastAsia="SimSun" w:hAnsi="Arial" w:cs="Arial"/>
+          <w:lang w:val="de-AT" w:eastAsia="zh-CN" w:bidi="ar"/>
+        </w:rPr>
+      </w:pPr>
+      <w:r>
+        <w:rPr>
+          <w:rFonts w:ascii="Arial" w:eastAsia="SimSun" w:hAnsi="Arial" w:cs="Arial"/>
+          <w:b/>
+          <w:bCs/>
+          <w:lang w:val="de-AT" w:eastAsia="zh-CN" w:bidi="ar"/>
+        </w:rPr>
+        <w:t>Display-Einheit:</w:t>
+      </w:r>
+      <w:r>
+        <w:rPr>
+          <w:rFonts w:ascii="Arial" w:eastAsia="SimSun" w:hAnsi="Arial" w:cs="Arial"/>
+          <w:lang w:val="de-AT" w:eastAsia="zh-CN" w:bidi="ar"/>
+        </w:rPr>
+        <w:t xml:space="preserve"> OLED (z.B. SH1106/SSD1306) oder </w:t>
+      </w:r>
+      <w:proofErr w:type="gramStart"/>
+      <w:r>
+        <w:rPr>
+          <w:rFonts w:ascii="Arial" w:eastAsia="SimSun" w:hAnsi="Arial" w:cs="Arial"/>
+          <w:lang w:val="de-AT" w:eastAsia="zh-CN" w:bidi="ar"/>
+        </w:rPr>
+        <w:t>TFT Modul</w:t>
+      </w:r>
+      <w:proofErr w:type="gramEnd"/>
+      <w:r>
+        <w:rPr>
+          <w:rFonts w:ascii="Arial" w:eastAsia="SimSun" w:hAnsi="Arial" w:cs="Arial"/>
+          <w:lang w:val="de-AT" w:eastAsia="zh-CN" w:bidi="ar"/>
+        </w:rPr>
+        <w:t xml:space="preserve"> zur Statusanzeige direkt am Gehäuse.</w:t>
+      </w:r>
+    </w:p>
+    <w:p>
+      <w:pPr>
+        <w:numPr>
+          <w:ilvl w:val="0"/>
+          <w:numId w:val="38"/>
+        </w:numPr>
+        <w:rPr>
+          <w:rFonts w:ascii="Arial" w:eastAsia="SimSun" w:hAnsi="Arial" w:cs="Arial"/>
+          <w:lang w:val="de-AT" w:eastAsia="zh-CN" w:bidi="ar"/>
+        </w:rPr>
+      </w:pPr>
+      <w:r>
+        <w:rPr>
+          <w:rFonts w:ascii="Arial" w:eastAsia="SimSun" w:hAnsi="Arial" w:cs="Arial"/>
+          <w:b/>
+          <w:bCs/>
+          <w:lang w:val="de-AT" w:eastAsia="zh-CN" w:bidi="ar"/>
+        </w:rPr>
+        <w:t>Eingabe-Sensorik:</w:t>
+      </w:r>
+      <w:r>
+        <w:rPr>
+          <w:rFonts w:ascii="Arial" w:eastAsia="SimSun" w:hAnsi="Arial" w:cs="Arial"/>
+          <w:lang w:val="de-AT" w:eastAsia="zh-CN" w:bidi="ar"/>
+        </w:rPr>
+        <w:t xml:space="preserve"> Mikroschalter (Microswitch) zur Erfassung der Hebel-Position (mechanischer Trigger).</w:t>
+      </w:r>
+    </w:p>
+    <w:p>
+      <w:pPr>
+        <w:numPr>
+          <w:ilvl w:val="0"/>
+          <w:numId w:val="38"/>
+        </w:numPr>
+        <w:rPr>
+          <w:rFonts w:ascii="Arial" w:eastAsia="SimSun" w:hAnsi="Arial" w:cs="Arial"/>
+          <w:lang w:val="de-AT" w:eastAsia="zh-CN" w:bidi="ar"/>
+        </w:rPr>
+      </w:pPr>
+      <w:r>
+        <w:rPr>
+          <w:rFonts w:ascii="Arial" w:eastAsia="SimSun" w:hAnsi="Arial" w:cs="Arial"/>
+          <w:b/>
+          <w:bCs/>
+          <w:lang w:val="de-AT" w:eastAsia="zh-CN" w:bidi="ar"/>
+        </w:rPr>
+        <w:t>Münzverarbeitung:</w:t>
+      </w:r>
+      <w:r>
+        <w:rPr>
+          <w:rFonts w:ascii="Arial" w:eastAsia="SimSun" w:hAnsi="Arial" w:cs="Arial"/>
+          <w:lang w:val="de-AT" w:eastAsia="zh-CN" w:bidi="ar"/>
+        </w:rPr>
+        <w:t xml:space="preserve"> Elektronischer Münzprüfer mit 12V Puls-Signal.</w:t>
+      </w:r>
+    </w:p>
+    <w:p>
+      <w:pPr>
+        <w:numPr>
+          <w:ilvl w:val="1"/>
+          <w:numId w:val="38"/>
+        </w:numPr>
+        <w:rPr>
+          <w:rFonts w:ascii="Arial" w:eastAsia="SimSun" w:hAnsi="Arial" w:cs="Arial"/>
+          <w:lang w:val="de-AT" w:eastAsia="zh-CN" w:bidi="ar"/>
+        </w:rPr>
+      </w:pPr>
+      <w:r>
+        <w:rPr>
+          <w:rFonts w:ascii="Arial" w:eastAsia="SimSun" w:hAnsi="Arial" w:cs="Arial"/>
+          <w:b/>
+          <w:bCs/>
+          <w:lang w:val="de-AT" w:eastAsia="zh-CN" w:bidi="ar"/>
+        </w:rPr>
+        <w:t>Interface:</w:t>
+      </w:r>
+      <w:r>
+        <w:rPr>
+          <w:rFonts w:ascii="Arial" w:eastAsia="SimSun" w:hAnsi="Arial" w:cs="Arial"/>
+          <w:lang w:val="de-AT" w:eastAsia="zh-CN" w:bidi="ar"/>
+        </w:rPr>
+        <w:t xml:space="preserve"> Anbindung an den ESP32 über Pegelwandler oder Spannungsteiler (Level Shifter), um das 12V Signal auf verträgliche 3.3V zu skalieren.</w:t>
+      </w:r>
+    </w:p>
+    <w:p>
+      <w:pPr>
+        <w:ind w:left="360"/>
+        <w:rPr>
+          <w:rFonts w:ascii="Arial" w:eastAsia="SimSun" w:hAnsi="Arial" w:cs="Arial"/>
+          <w:lang w:val="de-AT" w:eastAsia="zh-CN" w:bidi="ar"/>
+        </w:rPr>
+      </w:pPr>
     </w:p>
     <w:p>
       <w:pPr>
@@ -8515,7 +9340,7 @@
           <w:bCs/>
         </w:rPr>
       </w:pPr>
-      <w:bookmarkStart w:id="24" w:name="_Toc219473257"/>
+      <w:bookmarkStart w:id="25" w:name="_Toc220435345"/>
       <w:r>
         <w:rPr>
           <w:rFonts w:ascii="Arial" w:hAnsi="Arial" w:cs="Arial"/>
@@ -8524,7 +9349,7 @@
         </w:rPr>
         <w:t>Betriebliche Anforderungen</w:t>
       </w:r>
-      <w:bookmarkEnd w:id="24"/>
+      <w:bookmarkEnd w:id="25"/>
     </w:p>
     <w:p>
       <w:pPr>
@@ -8958,7 +9783,6 @@
         <w:t xml:space="preserve"> Die vom Benutzer erstellten Rezepte (in der </w:t>
       </w:r>
       <w:proofErr w:type="spellStart"/>
-      <w:proofErr w:type="gramStart"/>
       <w:r>
         <w:rPr>
           <w:rFonts w:ascii="Arial" w:eastAsia="SimSun" w:hAnsi="Arial" w:cs="Arial"/>
@@ -8967,7 +9791,6 @@
         <w:t>config.json</w:t>
       </w:r>
       <w:proofErr w:type="spellEnd"/>
-      <w:proofErr w:type="gramEnd"/>
       <w:r>
         <w:rPr>
           <w:rFonts w:ascii="Arial" w:eastAsia="SimSun" w:hAnsi="Arial" w:cs="Arial"/>
@@ -9147,7 +9970,6 @@
           <w:bCs/>
           <w:lang w:val="de-AT" w:eastAsia="zh-CN"/>
         </w:rPr>
-        <w:lastRenderedPageBreak/>
         <w:t>Software-Wartung:</w:t>
       </w:r>
       <w:r>
@@ -9235,14 +10057,14 @@
           <w:rFonts w:ascii="Arial" w:hAnsi="Arial" w:cs="Arial"/>
         </w:rPr>
       </w:pPr>
-      <w:bookmarkStart w:id="25" w:name="_Toc219473258"/>
+      <w:bookmarkStart w:id="26" w:name="_Toc220435346"/>
       <w:r>
         <w:rPr>
           <w:rFonts w:ascii="Arial" w:hAnsi="Arial" w:cs="Arial"/>
         </w:rPr>
         <w:t>Rahmenbedingungen</w:t>
       </w:r>
-      <w:bookmarkEnd w:id="25"/>
+      <w:bookmarkEnd w:id="26"/>
     </w:p>
     <w:p>
       <w:pPr>
@@ -9325,14 +10147,14 @@
           <w:rFonts w:ascii="Arial" w:hAnsi="Arial" w:cs="Arial"/>
         </w:rPr>
       </w:pPr>
-      <w:bookmarkStart w:id="26" w:name="_Toc219473259"/>
+      <w:bookmarkStart w:id="27" w:name="_Toc220435347"/>
       <w:r>
         <w:rPr>
           <w:rFonts w:ascii="Arial" w:hAnsi="Arial" w:cs="Arial"/>
         </w:rPr>
         <w:t>Zeitplan</w:t>
       </w:r>
-      <w:bookmarkEnd w:id="26"/>
+      <w:bookmarkEnd w:id="27"/>
     </w:p>
     <w:p>
       <w:pPr>
@@ -9395,7 +10217,7 @@
           <w:lang w:val="de-CH" w:eastAsia="de-CH"/>
         </w:rPr>
       </w:pPr>
-      <w:bookmarkStart w:id="27" w:name="_Toc219473260"/>
+      <w:bookmarkStart w:id="28" w:name="_Toc220435348"/>
       <w:r>
         <w:rPr>
           <w:rFonts w:ascii="Arial" w:hAnsi="Arial" w:cs="Arial"/>
@@ -9405,7 +10227,7 @@
         </w:rPr>
         <w:t>Rahmenbedingungen: Technische Anforderungen (Entwicklungsumgebung)</w:t>
       </w:r>
-      <w:bookmarkEnd w:id="27"/>
+      <w:bookmarkEnd w:id="28"/>
     </w:p>
     <w:p>
       <w:pPr>
@@ -9715,6 +10537,7 @@
           <w:bCs/>
           <w:lang w:val="de-AT" w:eastAsia="en-US"/>
         </w:rPr>
+        <w:lastRenderedPageBreak/>
         <w:t>Kommunikation:</w:t>
       </w:r>
       <w:r>
@@ -9820,7 +10643,6 @@
           <w:bCs/>
           <w:lang w:val="de-AT" w:eastAsia="en-US"/>
         </w:rPr>
-        <w:lastRenderedPageBreak/>
         <w:t>File-Based Storage:</w:t>
       </w:r>
       <w:r>
@@ -9891,7 +10713,6 @@
         <w:t xml:space="preserve"> (</w:t>
       </w:r>
       <w:proofErr w:type="spellStart"/>
-      <w:proofErr w:type="gramStart"/>
       <w:r>
         <w:rPr>
           <w:rFonts w:ascii="Arial" w:eastAsiaTheme="majorEastAsia" w:hAnsi="Arial" w:cs="Arial"/>
@@ -9900,7 +10721,6 @@
         <w:t>config.json</w:t>
       </w:r>
       <w:proofErr w:type="spellEnd"/>
-      <w:proofErr w:type="gramEnd"/>
       <w:r>
         <w:rPr>
           <w:rFonts w:ascii="Arial" w:eastAsiaTheme="majorEastAsia" w:hAnsi="Arial" w:cs="Arial"/>
@@ -10554,14 +11374,14 @@
           <w:rFonts w:ascii="Arial" w:hAnsi="Arial" w:cs="Arial"/>
         </w:rPr>
       </w:pPr>
-      <w:bookmarkStart w:id="28" w:name="_Toc219473261"/>
+      <w:bookmarkStart w:id="29" w:name="_Toc220435349"/>
       <w:r>
         <w:rPr>
           <w:rFonts w:ascii="Arial" w:hAnsi="Arial" w:cs="Arial"/>
         </w:rPr>
         <w:t>Problemanalyse</w:t>
       </w:r>
-      <w:bookmarkEnd w:id="28"/>
+      <w:bookmarkEnd w:id="29"/>
     </w:p>
     <w:p>
       <w:pPr>
@@ -10631,15 +11451,14 @@
           <w:rFonts w:ascii="Arial" w:hAnsi="Arial" w:cs="Arial"/>
         </w:rPr>
       </w:pPr>
-      <w:bookmarkStart w:id="29" w:name="_Toc219473262"/>
-      <w:r>
-        <w:rPr>
-          <w:rFonts w:ascii="Arial" w:hAnsi="Arial" w:cs="Arial"/>
-        </w:rPr>
-        <w:lastRenderedPageBreak/>
+      <w:bookmarkStart w:id="30" w:name="_Toc220435350"/>
+      <w:r>
+        <w:rPr>
+          <w:rFonts w:ascii="Arial" w:hAnsi="Arial" w:cs="Arial"/>
+        </w:rPr>
         <w:t>Qualität</w:t>
       </w:r>
-      <w:bookmarkEnd w:id="29"/>
+      <w:bookmarkEnd w:id="30"/>
     </w:p>
     <w:p>
       <w:pPr>
@@ -10863,14 +11682,14 @@
           <w:rFonts w:ascii="Arial" w:hAnsi="Arial" w:cs="Arial"/>
         </w:rPr>
       </w:pPr>
-      <w:bookmarkStart w:id="30" w:name="_Toc219473263"/>
+      <w:bookmarkStart w:id="31" w:name="_Toc220435351"/>
       <w:r>
         <w:rPr>
           <w:rFonts w:ascii="Arial" w:hAnsi="Arial" w:cs="Arial"/>
         </w:rPr>
         <w:t>Liefer- und Abnahmebedingungen</w:t>
       </w:r>
-      <w:bookmarkEnd w:id="30"/>
+      <w:bookmarkEnd w:id="31"/>
     </w:p>
     <w:p>
       <w:pPr>
@@ -10952,14 +11771,14 @@
           <w:rFonts w:ascii="Arial" w:hAnsi="Arial" w:cs="Arial"/>
         </w:rPr>
       </w:pPr>
-      <w:bookmarkStart w:id="31" w:name="_Toc219473264"/>
+      <w:bookmarkStart w:id="32" w:name="_Toc220435352"/>
       <w:r>
         <w:rPr>
           <w:rFonts w:ascii="Arial" w:hAnsi="Arial" w:cs="Arial"/>
         </w:rPr>
         <w:t>Anhang</w:t>
       </w:r>
-      <w:bookmarkEnd w:id="31"/>
+      <w:bookmarkEnd w:id="32"/>
     </w:p>
     <w:p>
       <w:pPr>
@@ -11624,6 +12443,119 @@
     </w:lvl>
   </w:abstractNum>
   <w:abstractNum w:abstractNumId="2" w15:restartNumberingAfterBreak="0">
+    <w:nsid w:val="0DA35B4C"/>
+    <w:multiLevelType w:val="hybridMultilevel"/>
+    <w:tmpl w:val="72C462B4"/>
+    <w:lvl w:ilvl="0" w:tplc="0C070001">
+      <w:start w:val="1"/>
+      <w:numFmt w:val="bullet"/>
+      <w:lvlText w:val=""/>
+      <w:lvlJc w:val="left"/>
+      <w:pPr>
+        <w:ind w:left="720" w:hanging="360"/>
+      </w:pPr>
+      <w:rPr>
+        <w:rFonts w:ascii="Symbol" w:hAnsi="Symbol" w:hint="default"/>
+      </w:rPr>
+    </w:lvl>
+    <w:lvl w:ilvl="1" w:tplc="0C070003">
+      <w:start w:val="1"/>
+      <w:numFmt w:val="bullet"/>
+      <w:lvlText w:val="o"/>
+      <w:lvlJc w:val="left"/>
+      <w:pPr>
+        <w:ind w:left="1440" w:hanging="360"/>
+      </w:pPr>
+      <w:rPr>
+        <w:rFonts w:ascii="Courier New" w:hAnsi="Courier New" w:cs="Courier New" w:hint="default"/>
+      </w:rPr>
+    </w:lvl>
+    <w:lvl w:ilvl="2" w:tplc="0C070005" w:tentative="1">
+      <w:start w:val="1"/>
+      <w:numFmt w:val="bullet"/>
+      <w:lvlText w:val=""/>
+      <w:lvlJc w:val="left"/>
+      <w:pPr>
+        <w:ind w:left="2160" w:hanging="360"/>
+      </w:pPr>
+      <w:rPr>
+        <w:rFonts w:ascii="Wingdings" w:hAnsi="Wingdings" w:hint="default"/>
+      </w:rPr>
+    </w:lvl>
+    <w:lvl w:ilvl="3" w:tplc="0C070001" w:tentative="1">
+      <w:start w:val="1"/>
+      <w:numFmt w:val="bullet"/>
+      <w:lvlText w:val=""/>
+      <w:lvlJc w:val="left"/>
+      <w:pPr>
+        <w:ind w:left="2880" w:hanging="360"/>
+      </w:pPr>
+      <w:rPr>
+        <w:rFonts w:ascii="Symbol" w:hAnsi="Symbol" w:hint="default"/>
+      </w:rPr>
+    </w:lvl>
+    <w:lvl w:ilvl="4" w:tplc="0C070003" w:tentative="1">
+      <w:start w:val="1"/>
+      <w:numFmt w:val="bullet"/>
+      <w:lvlText w:val="o"/>
+      <w:lvlJc w:val="left"/>
+      <w:pPr>
+        <w:ind w:left="3600" w:hanging="360"/>
+      </w:pPr>
+      <w:rPr>
+        <w:rFonts w:ascii="Courier New" w:hAnsi="Courier New" w:cs="Courier New" w:hint="default"/>
+      </w:rPr>
+    </w:lvl>
+    <w:lvl w:ilvl="5" w:tplc="0C070005" w:tentative="1">
+      <w:start w:val="1"/>
+      <w:numFmt w:val="bullet"/>
+      <w:lvlText w:val=""/>
+      <w:lvlJc w:val="left"/>
+      <w:pPr>
+        <w:ind w:left="4320" w:hanging="360"/>
+      </w:pPr>
+      <w:rPr>
+        <w:rFonts w:ascii="Wingdings" w:hAnsi="Wingdings" w:hint="default"/>
+      </w:rPr>
+    </w:lvl>
+    <w:lvl w:ilvl="6" w:tplc="0C070001" w:tentative="1">
+      <w:start w:val="1"/>
+      <w:numFmt w:val="bullet"/>
+      <w:lvlText w:val=""/>
+      <w:lvlJc w:val="left"/>
+      <w:pPr>
+        <w:ind w:left="5040" w:hanging="360"/>
+      </w:pPr>
+      <w:rPr>
+        <w:rFonts w:ascii="Symbol" w:hAnsi="Symbol" w:hint="default"/>
+      </w:rPr>
+    </w:lvl>
+    <w:lvl w:ilvl="7" w:tplc="0C070003" w:tentative="1">
+      <w:start w:val="1"/>
+      <w:numFmt w:val="bullet"/>
+      <w:lvlText w:val="o"/>
+      <w:lvlJc w:val="left"/>
+      <w:pPr>
+        <w:ind w:left="5760" w:hanging="360"/>
+      </w:pPr>
+      <w:rPr>
+        <w:rFonts w:ascii="Courier New" w:hAnsi="Courier New" w:cs="Courier New" w:hint="default"/>
+      </w:rPr>
+    </w:lvl>
+    <w:lvl w:ilvl="8" w:tplc="0C070005" w:tentative="1">
+      <w:start w:val="1"/>
+      <w:numFmt w:val="bullet"/>
+      <w:lvlText w:val=""/>
+      <w:lvlJc w:val="left"/>
+      <w:pPr>
+        <w:ind w:left="6480" w:hanging="360"/>
+      </w:pPr>
+      <w:rPr>
+        <w:rFonts w:ascii="Wingdings" w:hAnsi="Wingdings" w:hint="default"/>
+      </w:rPr>
+    </w:lvl>
+  </w:abstractNum>
+  <w:abstractNum w:abstractNumId="3" w15:restartNumberingAfterBreak="0">
     <w:nsid w:val="0ED127F1"/>
     <w:multiLevelType w:val="multilevel"/>
     <w:tmpl w:val="1DBC3DAE"/>
@@ -11772,7 +12704,7 @@
       </w:rPr>
     </w:lvl>
   </w:abstractNum>
-  <w:abstractNum w:abstractNumId="3" w15:restartNumberingAfterBreak="0">
+  <w:abstractNum w:abstractNumId="4" w15:restartNumberingAfterBreak="0">
     <w:nsid w:val="0FB95916"/>
     <w:multiLevelType w:val="multilevel"/>
     <w:tmpl w:val="BF546E56"/>
@@ -11921,7 +12853,7 @@
       </w:rPr>
     </w:lvl>
   </w:abstractNum>
-  <w:abstractNum w:abstractNumId="4" w15:restartNumberingAfterBreak="0">
+  <w:abstractNum w:abstractNumId="5" w15:restartNumberingAfterBreak="0">
     <w:nsid w:val="114D68B7"/>
     <w:multiLevelType w:val="multilevel"/>
     <w:tmpl w:val="E3827FE2"/>
@@ -12070,7 +13002,7 @@
       </w:rPr>
     </w:lvl>
   </w:abstractNum>
-  <w:abstractNum w:abstractNumId="5" w15:restartNumberingAfterBreak="0">
+  <w:abstractNum w:abstractNumId="6" w15:restartNumberingAfterBreak="0">
     <w:nsid w:val="14BB06A8"/>
     <w:multiLevelType w:val="multilevel"/>
     <w:tmpl w:val="332816A2"/>
@@ -12219,7 +13151,7 @@
       </w:rPr>
     </w:lvl>
   </w:abstractNum>
-  <w:abstractNum w:abstractNumId="6" w15:restartNumberingAfterBreak="0">
+  <w:abstractNum w:abstractNumId="7" w15:restartNumberingAfterBreak="0">
     <w:nsid w:val="176B1792"/>
     <w:multiLevelType w:val="multilevel"/>
     <w:tmpl w:val="F72AAADE"/>
@@ -12368,7 +13300,7 @@
       </w:rPr>
     </w:lvl>
   </w:abstractNum>
-  <w:abstractNum w:abstractNumId="7" w15:restartNumberingAfterBreak="0">
+  <w:abstractNum w:abstractNumId="8" w15:restartNumberingAfterBreak="0">
     <w:nsid w:val="1A9A44AD"/>
     <w:multiLevelType w:val="multilevel"/>
     <w:tmpl w:val="CF5A2AFE"/>
@@ -12517,7 +13449,7 @@
       </w:rPr>
     </w:lvl>
   </w:abstractNum>
-  <w:abstractNum w:abstractNumId="8" w15:restartNumberingAfterBreak="0">
+  <w:abstractNum w:abstractNumId="9" w15:restartNumberingAfterBreak="0">
     <w:nsid w:val="1C813162"/>
     <w:multiLevelType w:val="multilevel"/>
     <w:tmpl w:val="700602E0"/>
@@ -12666,7 +13598,7 @@
       </w:rPr>
     </w:lvl>
   </w:abstractNum>
-  <w:abstractNum w:abstractNumId="9" w15:restartNumberingAfterBreak="0">
+  <w:abstractNum w:abstractNumId="10" w15:restartNumberingAfterBreak="0">
     <w:nsid w:val="1E543785"/>
     <w:multiLevelType w:val="multilevel"/>
     <w:tmpl w:val="46582752"/>
@@ -12815,7 +13747,120 @@
       </w:rPr>
     </w:lvl>
   </w:abstractNum>
-  <w:abstractNum w:abstractNumId="10" w15:restartNumberingAfterBreak="0">
+  <w:abstractNum w:abstractNumId="11" w15:restartNumberingAfterBreak="0">
+    <w:nsid w:val="1EF72419"/>
+    <w:multiLevelType w:val="hybridMultilevel"/>
+    <w:tmpl w:val="2132EB64"/>
+    <w:lvl w:ilvl="0" w:tplc="0C070001">
+      <w:start w:val="1"/>
+      <w:numFmt w:val="bullet"/>
+      <w:lvlText w:val=""/>
+      <w:lvlJc w:val="left"/>
+      <w:pPr>
+        <w:ind w:left="720" w:hanging="360"/>
+      </w:pPr>
+      <w:rPr>
+        <w:rFonts w:ascii="Symbol" w:hAnsi="Symbol" w:hint="default"/>
+      </w:rPr>
+    </w:lvl>
+    <w:lvl w:ilvl="1" w:tplc="0C070003">
+      <w:start w:val="1"/>
+      <w:numFmt w:val="bullet"/>
+      <w:lvlText w:val="o"/>
+      <w:lvlJc w:val="left"/>
+      <w:pPr>
+        <w:ind w:left="1440" w:hanging="360"/>
+      </w:pPr>
+      <w:rPr>
+        <w:rFonts w:ascii="Courier New" w:hAnsi="Courier New" w:cs="Courier New" w:hint="default"/>
+      </w:rPr>
+    </w:lvl>
+    <w:lvl w:ilvl="2" w:tplc="0C070005" w:tentative="1">
+      <w:start w:val="1"/>
+      <w:numFmt w:val="bullet"/>
+      <w:lvlText w:val=""/>
+      <w:lvlJc w:val="left"/>
+      <w:pPr>
+        <w:ind w:left="2160" w:hanging="360"/>
+      </w:pPr>
+      <w:rPr>
+        <w:rFonts w:ascii="Wingdings" w:hAnsi="Wingdings" w:hint="default"/>
+      </w:rPr>
+    </w:lvl>
+    <w:lvl w:ilvl="3" w:tplc="0C070001" w:tentative="1">
+      <w:start w:val="1"/>
+      <w:numFmt w:val="bullet"/>
+      <w:lvlText w:val=""/>
+      <w:lvlJc w:val="left"/>
+      <w:pPr>
+        <w:ind w:left="2880" w:hanging="360"/>
+      </w:pPr>
+      <w:rPr>
+        <w:rFonts w:ascii="Symbol" w:hAnsi="Symbol" w:hint="default"/>
+      </w:rPr>
+    </w:lvl>
+    <w:lvl w:ilvl="4" w:tplc="0C070003" w:tentative="1">
+      <w:start w:val="1"/>
+      <w:numFmt w:val="bullet"/>
+      <w:lvlText w:val="o"/>
+      <w:lvlJc w:val="left"/>
+      <w:pPr>
+        <w:ind w:left="3600" w:hanging="360"/>
+      </w:pPr>
+      <w:rPr>
+        <w:rFonts w:ascii="Courier New" w:hAnsi="Courier New" w:cs="Courier New" w:hint="default"/>
+      </w:rPr>
+    </w:lvl>
+    <w:lvl w:ilvl="5" w:tplc="0C070005" w:tentative="1">
+      <w:start w:val="1"/>
+      <w:numFmt w:val="bullet"/>
+      <w:lvlText w:val=""/>
+      <w:lvlJc w:val="left"/>
+      <w:pPr>
+        <w:ind w:left="4320" w:hanging="360"/>
+      </w:pPr>
+      <w:rPr>
+        <w:rFonts w:ascii="Wingdings" w:hAnsi="Wingdings" w:hint="default"/>
+      </w:rPr>
+    </w:lvl>
+    <w:lvl w:ilvl="6" w:tplc="0C070001" w:tentative="1">
+      <w:start w:val="1"/>
+      <w:numFmt w:val="bullet"/>
+      <w:lvlText w:val=""/>
+      <w:lvlJc w:val="left"/>
+      <w:pPr>
+        <w:ind w:left="5040" w:hanging="360"/>
+      </w:pPr>
+      <w:rPr>
+        <w:rFonts w:ascii="Symbol" w:hAnsi="Symbol" w:hint="default"/>
+      </w:rPr>
+    </w:lvl>
+    <w:lvl w:ilvl="7" w:tplc="0C070003" w:tentative="1">
+      <w:start w:val="1"/>
+      <w:numFmt w:val="bullet"/>
+      <w:lvlText w:val="o"/>
+      <w:lvlJc w:val="left"/>
+      <w:pPr>
+        <w:ind w:left="5760" w:hanging="360"/>
+      </w:pPr>
+      <w:rPr>
+        <w:rFonts w:ascii="Courier New" w:hAnsi="Courier New" w:cs="Courier New" w:hint="default"/>
+      </w:rPr>
+    </w:lvl>
+    <w:lvl w:ilvl="8" w:tplc="0C070005" w:tentative="1">
+      <w:start w:val="1"/>
+      <w:numFmt w:val="bullet"/>
+      <w:lvlText w:val=""/>
+      <w:lvlJc w:val="left"/>
+      <w:pPr>
+        <w:ind w:left="6480" w:hanging="360"/>
+      </w:pPr>
+      <w:rPr>
+        <w:rFonts w:ascii="Wingdings" w:hAnsi="Wingdings" w:hint="default"/>
+      </w:rPr>
+    </w:lvl>
+  </w:abstractNum>
+  <w:abstractNum w:abstractNumId="12" w15:restartNumberingAfterBreak="0">
     <w:nsid w:val="22315913"/>
     <w:multiLevelType w:val="multilevel"/>
     <w:tmpl w:val="D62CD406"/>
@@ -12964,7 +14009,7 @@
       </w:rPr>
     </w:lvl>
   </w:abstractNum>
-  <w:abstractNum w:abstractNumId="11" w15:restartNumberingAfterBreak="0">
+  <w:abstractNum w:abstractNumId="13" w15:restartNumberingAfterBreak="0">
     <w:nsid w:val="27A80062"/>
     <w:multiLevelType w:val="multilevel"/>
     <w:tmpl w:val="DF8CA18E"/>
@@ -13113,7 +14158,7 @@
       </w:rPr>
     </w:lvl>
   </w:abstractNum>
-  <w:abstractNum w:abstractNumId="12" w15:restartNumberingAfterBreak="0">
+  <w:abstractNum w:abstractNumId="14" w15:restartNumberingAfterBreak="0">
     <w:nsid w:val="285F09DD"/>
     <w:multiLevelType w:val="multilevel"/>
     <w:tmpl w:val="294CCFB0"/>
@@ -13262,7 +14307,7 @@
       </w:rPr>
     </w:lvl>
   </w:abstractNum>
-  <w:abstractNum w:abstractNumId="13" w15:restartNumberingAfterBreak="0">
+  <w:abstractNum w:abstractNumId="15" w15:restartNumberingAfterBreak="0">
     <w:nsid w:val="2FDA6C5B"/>
     <w:multiLevelType w:val="multilevel"/>
     <w:tmpl w:val="7A5EC698"/>
@@ -13411,7 +14456,7 @@
       </w:rPr>
     </w:lvl>
   </w:abstractNum>
-  <w:abstractNum w:abstractNumId="14" w15:restartNumberingAfterBreak="0">
+  <w:abstractNum w:abstractNumId="16" w15:restartNumberingAfterBreak="0">
     <w:nsid w:val="33504396"/>
     <w:multiLevelType w:val="multilevel"/>
     <w:tmpl w:val="0C07001F"/>
@@ -13497,7 +14542,7 @@
       </w:pPr>
     </w:lvl>
   </w:abstractNum>
-  <w:abstractNum w:abstractNumId="15" w15:restartNumberingAfterBreak="0">
+  <w:abstractNum w:abstractNumId="17" w15:restartNumberingAfterBreak="0">
     <w:nsid w:val="353273AF"/>
     <w:multiLevelType w:val="multilevel"/>
     <w:tmpl w:val="89B0C5F6"/>
@@ -13646,10 +14691,10 @@
       </w:rPr>
     </w:lvl>
   </w:abstractNum>
-  <w:abstractNum w:abstractNumId="16" w15:restartNumberingAfterBreak="0">
+  <w:abstractNum w:abstractNumId="18" w15:restartNumberingAfterBreak="0">
     <w:nsid w:val="35677B33"/>
     <w:multiLevelType w:val="multilevel"/>
-    <w:tmpl w:val="8BD6F43C"/>
+    <w:tmpl w:val="53462660"/>
     <w:lvl w:ilvl="0">
       <w:start w:val="1"/>
       <w:numFmt w:val="decimal"/>
@@ -13688,6 +14733,8 @@
       </w:pPr>
       <w:rPr>
         <w:rFonts w:hint="default"/>
+        <w:b w:val="0"/>
+        <w:bCs w:val="0"/>
       </w:rPr>
     </w:lvl>
     <w:lvl w:ilvl="3">
@@ -13769,7 +14816,7 @@
       </w:rPr>
     </w:lvl>
   </w:abstractNum>
-  <w:abstractNum w:abstractNumId="17" w15:restartNumberingAfterBreak="0">
+  <w:abstractNum w:abstractNumId="19" w15:restartNumberingAfterBreak="0">
     <w:nsid w:val="380F68E3"/>
     <w:multiLevelType w:val="multilevel"/>
     <w:tmpl w:val="107EF9B4"/>
@@ -13918,7 +14965,7 @@
       </w:rPr>
     </w:lvl>
   </w:abstractNum>
-  <w:abstractNum w:abstractNumId="18" w15:restartNumberingAfterBreak="0">
+  <w:abstractNum w:abstractNumId="20" w15:restartNumberingAfterBreak="0">
     <w:nsid w:val="3C5C4F76"/>
     <w:multiLevelType w:val="multilevel"/>
     <w:tmpl w:val="5552AC60"/>
@@ -14067,7 +15114,7 @@
       </w:rPr>
     </w:lvl>
   </w:abstractNum>
-  <w:abstractNum w:abstractNumId="19" w15:restartNumberingAfterBreak="0">
+  <w:abstractNum w:abstractNumId="21" w15:restartNumberingAfterBreak="0">
     <w:nsid w:val="3D716281"/>
     <w:multiLevelType w:val="multilevel"/>
     <w:tmpl w:val="5F1C18A0"/>
@@ -14216,7 +15263,7 @@
       </w:rPr>
     </w:lvl>
   </w:abstractNum>
-  <w:abstractNum w:abstractNumId="20" w15:restartNumberingAfterBreak="0">
+  <w:abstractNum w:abstractNumId="22" w15:restartNumberingAfterBreak="0">
     <w:nsid w:val="512D6BC1"/>
     <w:multiLevelType w:val="multilevel"/>
     <w:tmpl w:val="271CA6A2"/>
@@ -14365,7 +15412,7 @@
       </w:rPr>
     </w:lvl>
   </w:abstractNum>
-  <w:abstractNum w:abstractNumId="21" w15:restartNumberingAfterBreak="0">
+  <w:abstractNum w:abstractNumId="23" w15:restartNumberingAfterBreak="0">
     <w:nsid w:val="523B5FFA"/>
     <w:multiLevelType w:val="multilevel"/>
     <w:tmpl w:val="107EF9B4"/>
@@ -14514,7 +15561,7 @@
       </w:rPr>
     </w:lvl>
   </w:abstractNum>
-  <w:abstractNum w:abstractNumId="22" w15:restartNumberingAfterBreak="0">
+  <w:abstractNum w:abstractNumId="24" w15:restartNumberingAfterBreak="0">
     <w:nsid w:val="54464B03"/>
     <w:multiLevelType w:val="multilevel"/>
     <w:tmpl w:val="E738CE62"/>
@@ -14663,7 +15710,7 @@
       </w:rPr>
     </w:lvl>
   </w:abstractNum>
-  <w:abstractNum w:abstractNumId="23" w15:restartNumberingAfterBreak="0">
+  <w:abstractNum w:abstractNumId="25" w15:restartNumberingAfterBreak="0">
     <w:nsid w:val="58562C4E"/>
     <w:multiLevelType w:val="multilevel"/>
     <w:tmpl w:val="D32E3D74"/>
@@ -14812,7 +15859,7 @@
       </w:rPr>
     </w:lvl>
   </w:abstractNum>
-  <w:abstractNum w:abstractNumId="24" w15:restartNumberingAfterBreak="0">
+  <w:abstractNum w:abstractNumId="26" w15:restartNumberingAfterBreak="0">
     <w:nsid w:val="5CB9A694"/>
     <w:multiLevelType w:val="multilevel"/>
     <w:tmpl w:val="5CB9A694"/>
@@ -14961,7 +16008,7 @@
       </w:rPr>
     </w:lvl>
   </w:abstractNum>
-  <w:abstractNum w:abstractNumId="25" w15:restartNumberingAfterBreak="0">
+  <w:abstractNum w:abstractNumId="27" w15:restartNumberingAfterBreak="0">
     <w:nsid w:val="698F6408"/>
     <w:multiLevelType w:val="multilevel"/>
     <w:tmpl w:val="980697AC"/>
@@ -15110,7 +16157,7 @@
       </w:rPr>
     </w:lvl>
   </w:abstractNum>
-  <w:abstractNum w:abstractNumId="26" w15:restartNumberingAfterBreak="0">
+  <w:abstractNum w:abstractNumId="28" w15:restartNumberingAfterBreak="0">
     <w:nsid w:val="69983A36"/>
     <w:multiLevelType w:val="multilevel"/>
     <w:tmpl w:val="BB3CA246"/>
@@ -15259,7 +16306,7 @@
       </w:rPr>
     </w:lvl>
   </w:abstractNum>
-  <w:abstractNum w:abstractNumId="27" w15:restartNumberingAfterBreak="0">
+  <w:abstractNum w:abstractNumId="29" w15:restartNumberingAfterBreak="0">
     <w:nsid w:val="6BA44F65"/>
     <w:multiLevelType w:val="multilevel"/>
     <w:tmpl w:val="299812F2"/>
@@ -15408,7 +16455,7 @@
       </w:rPr>
     </w:lvl>
   </w:abstractNum>
-  <w:abstractNum w:abstractNumId="28" w15:restartNumberingAfterBreak="0">
+  <w:abstractNum w:abstractNumId="30" w15:restartNumberingAfterBreak="0">
     <w:nsid w:val="6DD13F62"/>
     <w:multiLevelType w:val="hybridMultilevel"/>
     <w:tmpl w:val="99E2FDDA"/>
@@ -15521,7 +16568,7 @@
       </w:rPr>
     </w:lvl>
   </w:abstractNum>
-  <w:abstractNum w:abstractNumId="29" w15:restartNumberingAfterBreak="0">
+  <w:abstractNum w:abstractNumId="31" w15:restartNumberingAfterBreak="0">
     <w:nsid w:val="6DF22C4B"/>
     <w:multiLevelType w:val="multilevel"/>
     <w:tmpl w:val="DA0A732A"/>
@@ -15670,7 +16717,7 @@
       </w:rPr>
     </w:lvl>
   </w:abstractNum>
-  <w:abstractNum w:abstractNumId="30" w15:restartNumberingAfterBreak="0">
+  <w:abstractNum w:abstractNumId="32" w15:restartNumberingAfterBreak="0">
     <w:nsid w:val="713A02E0"/>
     <w:multiLevelType w:val="multilevel"/>
     <w:tmpl w:val="FB7ED8A0"/>
@@ -15819,7 +16866,7 @@
       </w:rPr>
     </w:lvl>
   </w:abstractNum>
-  <w:abstractNum w:abstractNumId="31" w15:restartNumberingAfterBreak="0">
+  <w:abstractNum w:abstractNumId="33" w15:restartNumberingAfterBreak="0">
     <w:nsid w:val="75D077DA"/>
     <w:multiLevelType w:val="hybridMultilevel"/>
     <w:tmpl w:val="814CD256"/>
@@ -15905,7 +16952,7 @@
       </w:pPr>
     </w:lvl>
   </w:abstractNum>
-  <w:abstractNum w:abstractNumId="32" w15:restartNumberingAfterBreak="0">
+  <w:abstractNum w:abstractNumId="34" w15:restartNumberingAfterBreak="0">
     <w:nsid w:val="76F44C65"/>
     <w:multiLevelType w:val="multilevel"/>
     <w:tmpl w:val="107EF9B4"/>
@@ -16054,7 +17101,7 @@
       </w:rPr>
     </w:lvl>
   </w:abstractNum>
-  <w:abstractNum w:abstractNumId="33" w15:restartNumberingAfterBreak="0">
+  <w:abstractNum w:abstractNumId="35" w15:restartNumberingAfterBreak="0">
     <w:nsid w:val="79534820"/>
     <w:multiLevelType w:val="multilevel"/>
     <w:tmpl w:val="0C07001F"/>
@@ -16140,7 +17187,156 @@
       </w:pPr>
     </w:lvl>
   </w:abstractNum>
-  <w:abstractNum w:abstractNumId="34" w15:restartNumberingAfterBreak="0">
+  <w:abstractNum w:abstractNumId="36" w15:restartNumberingAfterBreak="0">
+    <w:nsid w:val="7B041B1E"/>
+    <w:multiLevelType w:val="multilevel"/>
+    <w:tmpl w:val="1A60305E"/>
+    <w:lvl w:ilvl="0">
+      <w:start w:val="1"/>
+      <w:numFmt w:val="bullet"/>
+      <w:lvlText w:val=""/>
+      <w:lvlJc w:val="left"/>
+      <w:pPr>
+        <w:tabs>
+          <w:tab w:val="num" w:pos="720"/>
+        </w:tabs>
+        <w:ind w:left="720" w:hanging="360"/>
+      </w:pPr>
+      <w:rPr>
+        <w:rFonts w:ascii="Symbol" w:hAnsi="Symbol" w:hint="default"/>
+        <w:sz w:val="20"/>
+      </w:rPr>
+    </w:lvl>
+    <w:lvl w:ilvl="1">
+      <w:start w:val="1"/>
+      <w:numFmt w:val="bullet"/>
+      <w:lvlText w:val="o"/>
+      <w:lvlJc w:val="left"/>
+      <w:pPr>
+        <w:tabs>
+          <w:tab w:val="num" w:pos="1440"/>
+        </w:tabs>
+        <w:ind w:left="1440" w:hanging="360"/>
+      </w:pPr>
+      <w:rPr>
+        <w:rFonts w:ascii="Courier New" w:hAnsi="Courier New" w:hint="default"/>
+        <w:sz w:val="20"/>
+      </w:rPr>
+    </w:lvl>
+    <w:lvl w:ilvl="2" w:tentative="1">
+      <w:start w:val="1"/>
+      <w:numFmt w:val="bullet"/>
+      <w:lvlText w:val=""/>
+      <w:lvlJc w:val="left"/>
+      <w:pPr>
+        <w:tabs>
+          <w:tab w:val="num" w:pos="2160"/>
+        </w:tabs>
+        <w:ind w:left="2160" w:hanging="360"/>
+      </w:pPr>
+      <w:rPr>
+        <w:rFonts w:ascii="Wingdings" w:hAnsi="Wingdings" w:hint="default"/>
+        <w:sz w:val="20"/>
+      </w:rPr>
+    </w:lvl>
+    <w:lvl w:ilvl="3" w:tentative="1">
+      <w:start w:val="1"/>
+      <w:numFmt w:val="bullet"/>
+      <w:lvlText w:val=""/>
+      <w:lvlJc w:val="left"/>
+      <w:pPr>
+        <w:tabs>
+          <w:tab w:val="num" w:pos="2880"/>
+        </w:tabs>
+        <w:ind w:left="2880" w:hanging="360"/>
+      </w:pPr>
+      <w:rPr>
+        <w:rFonts w:ascii="Wingdings" w:hAnsi="Wingdings" w:hint="default"/>
+        <w:sz w:val="20"/>
+      </w:rPr>
+    </w:lvl>
+    <w:lvl w:ilvl="4" w:tentative="1">
+      <w:start w:val="1"/>
+      <w:numFmt w:val="bullet"/>
+      <w:lvlText w:val=""/>
+      <w:lvlJc w:val="left"/>
+      <w:pPr>
+        <w:tabs>
+          <w:tab w:val="num" w:pos="3600"/>
+        </w:tabs>
+        <w:ind w:left="3600" w:hanging="360"/>
+      </w:pPr>
+      <w:rPr>
+        <w:rFonts w:ascii="Wingdings" w:hAnsi="Wingdings" w:hint="default"/>
+        <w:sz w:val="20"/>
+      </w:rPr>
+    </w:lvl>
+    <w:lvl w:ilvl="5" w:tentative="1">
+      <w:start w:val="1"/>
+      <w:numFmt w:val="bullet"/>
+      <w:lvlText w:val=""/>
+      <w:lvlJc w:val="left"/>
+      <w:pPr>
+        <w:tabs>
+          <w:tab w:val="num" w:pos="4320"/>
+        </w:tabs>
+        <w:ind w:left="4320" w:hanging="360"/>
+      </w:pPr>
+      <w:rPr>
+        <w:rFonts w:ascii="Wingdings" w:hAnsi="Wingdings" w:hint="default"/>
+        <w:sz w:val="20"/>
+      </w:rPr>
+    </w:lvl>
+    <w:lvl w:ilvl="6" w:tentative="1">
+      <w:start w:val="1"/>
+      <w:numFmt w:val="bullet"/>
+      <w:lvlText w:val=""/>
+      <w:lvlJc w:val="left"/>
+      <w:pPr>
+        <w:tabs>
+          <w:tab w:val="num" w:pos="5040"/>
+        </w:tabs>
+        <w:ind w:left="5040" w:hanging="360"/>
+      </w:pPr>
+      <w:rPr>
+        <w:rFonts w:ascii="Wingdings" w:hAnsi="Wingdings" w:hint="default"/>
+        <w:sz w:val="20"/>
+      </w:rPr>
+    </w:lvl>
+    <w:lvl w:ilvl="7" w:tentative="1">
+      <w:start w:val="1"/>
+      <w:numFmt w:val="bullet"/>
+      <w:lvlText w:val=""/>
+      <w:lvlJc w:val="left"/>
+      <w:pPr>
+        <w:tabs>
+          <w:tab w:val="num" w:pos="5760"/>
+        </w:tabs>
+        <w:ind w:left="5760" w:hanging="360"/>
+      </w:pPr>
+      <w:rPr>
+        <w:rFonts w:ascii="Wingdings" w:hAnsi="Wingdings" w:hint="default"/>
+        <w:sz w:val="20"/>
+      </w:rPr>
+    </w:lvl>
+    <w:lvl w:ilvl="8" w:tentative="1">
+      <w:start w:val="1"/>
+      <w:numFmt w:val="bullet"/>
+      <w:lvlText w:val=""/>
+      <w:lvlJc w:val="left"/>
+      <w:pPr>
+        <w:tabs>
+          <w:tab w:val="num" w:pos="6480"/>
+        </w:tabs>
+        <w:ind w:left="6480" w:hanging="360"/>
+      </w:pPr>
+      <w:rPr>
+        <w:rFonts w:ascii="Wingdings" w:hAnsi="Wingdings" w:hint="default"/>
+        <w:sz w:val="20"/>
+      </w:rPr>
+    </w:lvl>
+  </w:abstractNum>
+  <w:abstractNum w:abstractNumId="37" w15:restartNumberingAfterBreak="0">
     <w:nsid w:val="7EEE355E"/>
     <w:multiLevelType w:val="multilevel"/>
     <w:tmpl w:val="08980C60"/>
@@ -16290,7 +17486,7 @@
     </w:lvl>
   </w:abstractNum>
   <w:num w:numId="1" w16cid:durableId="933320958">
-    <w:abstractNumId w:val="16"/>
+    <w:abstractNumId w:val="18"/>
   </w:num>
   <w:num w:numId="2" w16cid:durableId="182978212">
     <w:abstractNumId w:val="0"/>
@@ -16299,100 +17495,109 @@
     <w:abstractNumId w:val="1"/>
   </w:num>
   <w:num w:numId="4" w16cid:durableId="458687834">
+    <w:abstractNumId w:val="26"/>
+  </w:num>
+  <w:num w:numId="5" w16cid:durableId="1722898090">
+    <w:abstractNumId w:val="9"/>
+  </w:num>
+  <w:num w:numId="6" w16cid:durableId="962535619">
+    <w:abstractNumId w:val="15"/>
+  </w:num>
+  <w:num w:numId="7" w16cid:durableId="1155489186">
+    <w:abstractNumId w:val="7"/>
+  </w:num>
+  <w:num w:numId="8" w16cid:durableId="469712731">
     <w:abstractNumId w:val="24"/>
   </w:num>
-  <w:num w:numId="5" w16cid:durableId="1722898090">
+  <w:num w:numId="9" w16cid:durableId="2146116355">
+    <w:abstractNumId w:val="32"/>
+  </w:num>
+  <w:num w:numId="10" w16cid:durableId="127674508">
+    <w:abstractNumId w:val="25"/>
+  </w:num>
+  <w:num w:numId="11" w16cid:durableId="99225091">
+    <w:abstractNumId w:val="19"/>
+  </w:num>
+  <w:num w:numId="12" w16cid:durableId="685057373">
+    <w:abstractNumId w:val="14"/>
+  </w:num>
+  <w:num w:numId="13" w16cid:durableId="1153958500">
+    <w:abstractNumId w:val="12"/>
+  </w:num>
+  <w:num w:numId="14" w16cid:durableId="745228039">
+    <w:abstractNumId w:val="20"/>
+  </w:num>
+  <w:num w:numId="15" w16cid:durableId="220020285">
+    <w:abstractNumId w:val="21"/>
+  </w:num>
+  <w:num w:numId="16" w16cid:durableId="1711953621">
+    <w:abstractNumId w:val="28"/>
+  </w:num>
+  <w:num w:numId="17" w16cid:durableId="485514880">
+    <w:abstractNumId w:val="27"/>
+  </w:num>
+  <w:num w:numId="18" w16cid:durableId="1862087881">
+    <w:abstractNumId w:val="10"/>
+  </w:num>
+  <w:num w:numId="19" w16cid:durableId="361782845">
+    <w:abstractNumId w:val="17"/>
+  </w:num>
+  <w:num w:numId="20" w16cid:durableId="595677175">
+    <w:abstractNumId w:val="4"/>
+  </w:num>
+  <w:num w:numId="21" w16cid:durableId="408384802">
+    <w:abstractNumId w:val="29"/>
+  </w:num>
+  <w:num w:numId="22" w16cid:durableId="1449740675">
+    <w:abstractNumId w:val="3"/>
+  </w:num>
+  <w:num w:numId="23" w16cid:durableId="1187405543">
+    <w:abstractNumId w:val="31"/>
+  </w:num>
+  <w:num w:numId="24" w16cid:durableId="912399019">
+    <w:abstractNumId w:val="5"/>
+  </w:num>
+  <w:num w:numId="25" w16cid:durableId="592398334">
+    <w:abstractNumId w:val="22"/>
+  </w:num>
+  <w:num w:numId="26" w16cid:durableId="1756435143">
     <w:abstractNumId w:val="8"/>
   </w:num>
-  <w:num w:numId="6" w16cid:durableId="962535619">
+  <w:num w:numId="27" w16cid:durableId="195850838">
+    <w:abstractNumId w:val="37"/>
+  </w:num>
+  <w:num w:numId="28" w16cid:durableId="1238200838">
+    <w:abstractNumId w:val="6"/>
+  </w:num>
+  <w:num w:numId="29" w16cid:durableId="688409979">
     <w:abstractNumId w:val="13"/>
   </w:num>
-  <w:num w:numId="7" w16cid:durableId="1155489186">
-    <w:abstractNumId w:val="6"/>
+  <w:num w:numId="30" w16cid:durableId="1167403136">
+    <w:abstractNumId w:val="33"/>
   </w:num>
-  <w:num w:numId="8" w16cid:durableId="469712731">
-    <w:abstractNumId w:val="22"/>
+  <w:num w:numId="31" w16cid:durableId="1642421397">
+    <w:abstractNumId w:val="35"/>
   </w:num>
-  <w:num w:numId="9" w16cid:durableId="2146116355">
+  <w:num w:numId="32" w16cid:durableId="1381520063">
+    <w:abstractNumId w:val="16"/>
+  </w:num>
+  <w:num w:numId="33" w16cid:durableId="120920724">
+    <w:abstractNumId w:val="23"/>
+  </w:num>
+  <w:num w:numId="34" w16cid:durableId="288513343">
+    <w:abstractNumId w:val="34"/>
+  </w:num>
+  <w:num w:numId="35" w16cid:durableId="1838106467">
     <w:abstractNumId w:val="30"/>
   </w:num>
-  <w:num w:numId="10" w16cid:durableId="127674508">
-    <w:abstractNumId w:val="23"/>
+  <w:num w:numId="36" w16cid:durableId="352154612">
+    <w:abstractNumId w:val="11"/>
   </w:num>
-  <w:num w:numId="11" w16cid:durableId="99225091">
-    <w:abstractNumId w:val="17"/>
-  </w:num>
-  <w:num w:numId="12" w16cid:durableId="685057373">
-    <w:abstractNumId w:val="12"/>
-  </w:num>
-  <w:num w:numId="13" w16cid:durableId="1153958500">
-    <w:abstractNumId w:val="10"/>
-  </w:num>
-  <w:num w:numId="14" w16cid:durableId="745228039">
-    <w:abstractNumId w:val="18"/>
-  </w:num>
-  <w:num w:numId="15" w16cid:durableId="220020285">
-    <w:abstractNumId w:val="19"/>
-  </w:num>
-  <w:num w:numId="16" w16cid:durableId="1711953621">
-    <w:abstractNumId w:val="26"/>
-  </w:num>
-  <w:num w:numId="17" w16cid:durableId="485514880">
-    <w:abstractNumId w:val="25"/>
-  </w:num>
-  <w:num w:numId="18" w16cid:durableId="1862087881">
-    <w:abstractNumId w:val="9"/>
-  </w:num>
-  <w:num w:numId="19" w16cid:durableId="361782845">
-    <w:abstractNumId w:val="15"/>
-  </w:num>
-  <w:num w:numId="20" w16cid:durableId="595677175">
-    <w:abstractNumId w:val="3"/>
-  </w:num>
-  <w:num w:numId="21" w16cid:durableId="408384802">
-    <w:abstractNumId w:val="27"/>
-  </w:num>
-  <w:num w:numId="22" w16cid:durableId="1449740675">
+  <w:num w:numId="37" w16cid:durableId="404572988">
     <w:abstractNumId w:val="2"/>
   </w:num>
-  <w:num w:numId="23" w16cid:durableId="1187405543">
-    <w:abstractNumId w:val="29"/>
-  </w:num>
-  <w:num w:numId="24" w16cid:durableId="912399019">
-    <w:abstractNumId w:val="4"/>
-  </w:num>
-  <w:num w:numId="25" w16cid:durableId="592398334">
-    <w:abstractNumId w:val="20"/>
-  </w:num>
-  <w:num w:numId="26" w16cid:durableId="1756435143">
-    <w:abstractNumId w:val="7"/>
-  </w:num>
-  <w:num w:numId="27" w16cid:durableId="195850838">
-    <w:abstractNumId w:val="34"/>
-  </w:num>
-  <w:num w:numId="28" w16cid:durableId="1238200838">
-    <w:abstractNumId w:val="5"/>
-  </w:num>
-  <w:num w:numId="29" w16cid:durableId="688409979">
-    <w:abstractNumId w:val="11"/>
-  </w:num>
-  <w:num w:numId="30" w16cid:durableId="1167403136">
-    <w:abstractNumId w:val="31"/>
-  </w:num>
-  <w:num w:numId="31" w16cid:durableId="1642421397">
-    <w:abstractNumId w:val="33"/>
-  </w:num>
-  <w:num w:numId="32" w16cid:durableId="1381520063">
-    <w:abstractNumId w:val="14"/>
-  </w:num>
-  <w:num w:numId="33" w16cid:durableId="120920724">
-    <w:abstractNumId w:val="21"/>
-  </w:num>
-  <w:num w:numId="34" w16cid:durableId="288513343">
-    <w:abstractNumId w:val="32"/>
-  </w:num>
-  <w:num w:numId="35" w16cid:durableId="1838106467">
-    <w:abstractNumId w:val="28"/>
+  <w:num w:numId="38" w16cid:durableId="2038042068">
+    <w:abstractNumId w:val="36"/>
   </w:num>
 </w:numbering>
 </file>
@@ -17348,9 +18553,12 @@
 </file>
 
 <file path=customXml/item1.xml><?xml version="1.0" encoding="utf-8"?>
-<p:properties xmlns:p="http://schemas.microsoft.com/office/2006/metadata/properties" xmlns:xsi="http://www.w3.org/2001/XMLSchema-instance" xmlns:pc="http://schemas.microsoft.com/office/infopath/2007/PartnerControls">
-  <documentManagement/>
-</p:properties>
+<?mso-contentType ?>
+<FormTemplates xmlns="http://schemas.microsoft.com/sharepoint/v3/contenttype/forms">
+  <Display>DocumentLibraryForm</Display>
+  <Edit>DocumentLibraryForm</Edit>
+  <New>DocumentLibraryForm</New>
+</FormTemplates>
 </file>
 
 <file path=customXml/item2.xml><?xml version="1.0" encoding="utf-8"?>
@@ -17492,19 +18700,15 @@
 </file>
 
 <file path=customXml/item3.xml><?xml version="1.0" encoding="utf-8"?>
-<?mso-contentType ?>
-<FormTemplates xmlns="http://schemas.microsoft.com/sharepoint/v3/contenttype/forms">
-  <Display>DocumentLibraryForm</Display>
-  <Edit>DocumentLibraryForm</Edit>
-  <New>DocumentLibraryForm</New>
-</FormTemplates>
+<p:properties xmlns:p="http://schemas.microsoft.com/office/2006/metadata/properties" xmlns:xsi="http://www.w3.org/2001/XMLSchema-instance" xmlns:pc="http://schemas.microsoft.com/office/infopath/2007/PartnerControls">
+  <documentManagement/>
+</p:properties>
 </file>
 
 <file path=customXml/itemProps1.xml><?xml version="1.0" encoding="utf-8"?>
-<ds:datastoreItem xmlns:ds="http://schemas.openxmlformats.org/officeDocument/2006/customXml" ds:itemID="{664503B7-745B-470F-BAE0-D02F7191DACB}">
+<ds:datastoreItem xmlns:ds="http://schemas.openxmlformats.org/officeDocument/2006/customXml" ds:itemID="{FF4C2A83-7BC6-4C2F-8D25-25AC3D0AD023}">
   <ds:schemaRefs>
-    <ds:schemaRef ds:uri="http://schemas.microsoft.com/office/2006/metadata/properties"/>
-    <ds:schemaRef ds:uri="http://schemas.microsoft.com/office/infopath/2007/PartnerControls"/>
+    <ds:schemaRef ds:uri="http://schemas.microsoft.com/sharepoint/v3/contenttype/forms"/>
   </ds:schemaRefs>
 </ds:datastoreItem>
 </file>
@@ -17528,9 +18732,10 @@
 </file>
 
 <file path=customXml/itemProps3.xml><?xml version="1.0" encoding="utf-8"?>
-<ds:datastoreItem xmlns:ds="http://schemas.openxmlformats.org/officeDocument/2006/customXml" ds:itemID="{FF4C2A83-7BC6-4C2F-8D25-25AC3D0AD023}">
+<ds:datastoreItem xmlns:ds="http://schemas.openxmlformats.org/officeDocument/2006/customXml" ds:itemID="{664503B7-745B-470F-BAE0-D02F7191DACB}">
   <ds:schemaRefs>
-    <ds:schemaRef ds:uri="http://schemas.microsoft.com/sharepoint/v3/contenttype/forms"/>
+    <ds:schemaRef ds:uri="http://schemas.microsoft.com/office/2006/metadata/properties"/>
+    <ds:schemaRef ds:uri="http://schemas.microsoft.com/office/infopath/2007/PartnerControls"/>
   </ds:schemaRefs>
 </ds:datastoreItem>
 </file>